--- a/AStA Rechnung Vorlage intern.docx
+++ b/AStA Rechnung Vorlage intern.docx
@@ -1,6 +1,6 @@
 
 <file path=word/document.xml><?xml version="1.0" encoding="utf-8"?>
-<w:document xmlns:wpc="http://schemas.microsoft.com/office/word/2010/wordprocessingCanvas" xmlns:cx="http://schemas.microsoft.com/office/drawing/2014/chartex" xmlns:cx1="http://schemas.microsoft.com/office/drawing/2015/9/8/chartex" xmlns:cx2="http://schemas.microsoft.com/office/drawing/2015/10/21/chartex" xmlns:cx3="http://schemas.microsoft.com/office/drawing/2016/5/9/chartex" xmlns:cx4="http://schemas.microsoft.com/office/drawing/2016/5/10/chartex" xmlns:cx5="http://schemas.microsoft.com/office/drawing/2016/5/11/chartex" xmlns:cx6="http://schemas.microsoft.com/office/drawing/2016/5/12/chartex" xmlns:cx7="http://schemas.microsoft.com/office/drawing/2016/5/13/chartex" xmlns:cx8="http://schemas.microsoft.com/office/drawing/2016/5/14/chartex" xmlns:mc="http://schemas.openxmlformats.org/markup-compatibility/2006" xmlns:aink="http://schemas.microsoft.com/office/drawing/2016/ink" xmlns:am3d="http://schemas.microsoft.com/office/drawing/2017/model3d" xmlns:o="urn:schemas-microsoft-com:office:office" xmlns:oel="http://schemas.microsoft.com/office/2019/extlst" xmlns:r="http://schemas.openxmlformats.org/officeDocument/2006/relationships" xmlns:m="http://schemas.openxmlformats.org/officeDocument/2006/math" xmlns:v="urn:schemas-microsoft-com:vml" xmlns:wp14="http://schemas.microsoft.com/office/word/2010/wordprocessingDrawing" xmlns:wp="http://schemas.openxmlformats.org/drawingml/2006/wordprocessingDrawing" xmlns:w10="urn:schemas-microsoft-com:office:word" xmlns:w="http://schemas.openxmlformats.org/wordprocessingml/2006/main" xmlns:w14="http://schemas.microsoft.com/office/word/2010/wordml" xmlns:w15="http://schemas.microsoft.com/office/word/2012/wordml" xmlns:w16cex="http://schemas.microsoft.com/office/word/2018/wordml/cex" xmlns:w16cid="http://schemas.microsoft.com/office/word/2016/wordml/cid" xmlns:w16="http://schemas.microsoft.com/office/word/2018/wordml" xmlns:w16du="http://schemas.microsoft.com/office/word/2023/wordml/word16du" xmlns:w16sdtdh="http://schemas.microsoft.com/office/word/2020/wordml/sdtdatahash" xmlns:w16sdtfl="http://schemas.microsoft.com/office/word/2024/wordml/sdtformatlock" xmlns:w16se="http://schemas.microsoft.com/office/word/2015/wordml/symex" xmlns:wpg="http://schemas.microsoft.com/office/word/2010/wordprocessingGroup" xmlns:wpi="http://schemas.microsoft.com/office/word/2010/wordprocessingInk" xmlns:wne="http://schemas.microsoft.com/office/word/2006/wordml" xmlns:wps="http://schemas.microsoft.com/office/word/2010/wordprocessingShape" mc:Ignorable="w14 w15 w16se w16cid w16 w16cex w16sdtdh w16sdtfl w16du wp14">
+<w:document xmlns:wpc="http://schemas.microsoft.com/office/word/2010/wordprocessingCanvas" xmlns:cx="http://schemas.microsoft.com/office/drawing/2014/chartex" xmlns:cx1="http://schemas.microsoft.com/office/drawing/2015/9/8/chartex" xmlns:cx2="http://schemas.microsoft.com/office/drawing/2015/10/21/chartex" xmlns:cx3="http://schemas.microsoft.com/office/drawing/2016/5/9/chartex" xmlns:cx4="http://schemas.microsoft.com/office/drawing/2016/5/10/chartex" xmlns:cx5="http://schemas.microsoft.com/office/drawing/2016/5/11/chartex" xmlns:cx6="http://schemas.microsoft.com/office/drawing/2016/5/12/chartex" xmlns:cx7="http://schemas.microsoft.com/office/drawing/2016/5/13/chartex" xmlns:cx8="http://schemas.microsoft.com/office/drawing/2016/5/14/chartex" xmlns:mc="http://schemas.openxmlformats.org/markup-compatibility/2006" xmlns:aink="http://schemas.microsoft.com/office/drawing/2016/ink" xmlns:am3d="http://schemas.microsoft.com/office/drawing/2017/model3d" xmlns:o="urn:schemas-microsoft-com:office:office" xmlns:oel="http://schemas.microsoft.com/office/2019/extlst" xmlns:r="http://schemas.openxmlformats.org/officeDocument/2006/relationships" xmlns:m="http://schemas.openxmlformats.org/officeDocument/2006/math" xmlns:v="urn:schemas-microsoft-com:vml" xmlns:wp14="http://schemas.microsoft.com/office/word/2010/wordprocessingDrawing" xmlns:wp="http://schemas.openxmlformats.org/drawingml/2006/wordprocessingDrawing" xmlns:w10="urn:schemas-microsoft-com:office:word" xmlns:w="http://schemas.openxmlformats.org/wordprocessingml/2006/main" xmlns:w14="http://schemas.microsoft.com/office/word/2010/wordml" xmlns:w15="http://schemas.microsoft.com/office/word/2012/wordml" xmlns:w16cex="http://schemas.microsoft.com/office/word/2018/wordml/cex" xmlns:w16cid="http://schemas.microsoft.com/office/word/2016/wordml/cid" xmlns:w16="http://schemas.microsoft.com/office/word/2018/wordml" xmlns:w16sdtdh="http://schemas.microsoft.com/office/word/2020/wordml/sdtdatahash" xmlns:w16se="http://schemas.microsoft.com/office/word/2015/wordml/symex" xmlns:wpg="http://schemas.microsoft.com/office/word/2010/wordprocessingGroup" xmlns:wpi="http://schemas.microsoft.com/office/word/2010/wordprocessingInk" xmlns:wne="http://schemas.microsoft.com/office/word/2006/wordml" xmlns:wps="http://schemas.microsoft.com/office/word/2010/wordprocessingShape" mc:Ignorable="w14 w15 w16se w16cid w16 w16cex w16sdtdh wp14">
   <w:body>
     <w:p>
       <w:r>
@@ -77,17 +77,7 @@
                                 <w:szCs w:val="18"/>
                                 <w:u w:val="single"/>
                               </w:rPr>
-                              <w:t xml:space="preserve"> 1 – </w:t>
-                            </w:r>
-                            <w:proofErr w:type="gramStart"/>
-                            <w:r>
-                              <w:rPr>
-                                <w:color w:val="808080"/>
-                                <w:sz w:val="18"/>
-                                <w:szCs w:val="18"/>
-                                <w:u w:val="single"/>
-                              </w:rPr>
-                              <w:t>73430</w:t>
+                              <w:t xml:space="preserve"> 1 – 73430</w:t>
                             </w:r>
                             <w:r>
                               <w:rPr>
@@ -107,7 +97,6 @@
                               </w:rPr>
                               <w:t xml:space="preserve"> Aalen</w:t>
                             </w:r>
-                            <w:proofErr w:type="gramEnd"/>
                           </w:p>
                         </w:txbxContent>
                       </wps:txbx>
@@ -126,7 +115,7 @@
               </wp:anchor>
             </w:drawing>
           </mc:Choice>
-          <mc:Fallback>
+          <mc:Fallback xmlns:w16sdtfl="http://schemas.microsoft.com/office/word/2024/wordml/sdtformatlock" xmlns:w16du="http://schemas.microsoft.com/office/word/2023/wordml/word16du">
             <w:pict>
               <v:shapetype w14:anchorId="1B1D37A8" id="_x0000_t202" coordsize="21600,21600" o:spt="202" path="m,l,21600r21600,l21600,xe">
                 <v:stroke joinstyle="miter"/>
@@ -257,56 +246,14 @@
                               <w:rPr>
                                 <w:color w:val="000000"/>
                               </w:rPr>
-                              <w:t xml:space="preserve">{% </w:t>
-                            </w:r>
-                            <w:proofErr w:type="spellStart"/>
-                            <w:r>
-                              <w:rPr>
-                                <w:color w:val="000000"/>
-                              </w:rPr>
-                              <w:t>if</w:t>
-                            </w:r>
-                            <w:proofErr w:type="spellEnd"/>
-                            <w:r>
-                              <w:rPr>
-                                <w:color w:val="000000"/>
-                              </w:rPr>
-                              <w:t xml:space="preserve"> </w:t>
-                            </w:r>
-                            <w:proofErr w:type="spellStart"/>
-                            <w:r>
-                              <w:rPr>
-                                <w:color w:val="000000"/>
-                              </w:rPr>
-                              <w:t>zweite_Adresszeile</w:t>
-                            </w:r>
-                            <w:proofErr w:type="spellEnd"/>
-                            <w:r>
-                              <w:rPr>
-                                <w:color w:val="000000"/>
-                              </w:rPr>
-                              <w:t xml:space="preserve"> %}</w:t>
+                              <w:t>{% if zweite_Adresszeile %}</w:t>
                             </w:r>
                             <w:r>
                               <w:rPr>
                                 <w:color w:val="000000"/>
                               </w:rPr>
                               <w:br/>
-                              <w:t>{{</w:t>
-                            </w:r>
-                            <w:proofErr w:type="spellStart"/>
-                            <w:r>
-                              <w:rPr>
-                                <w:color w:val="000000"/>
-                              </w:rPr>
-                              <w:t>Verfasste_Studierendenschaft</w:t>
-                            </w:r>
-                            <w:proofErr w:type="spellEnd"/>
-                            <w:r>
-                              <w:rPr>
-                                <w:color w:val="000000"/>
-                              </w:rPr>
-                              <w:t>}}</w:t>
+                              <w:t>{{Verfasste_Studierendenschaft}}</w:t>
                             </w:r>
                             <w:r>
                               <w:rPr>
@@ -327,21 +274,7 @@
                                 <w:color w:val="000000"/>
                               </w:rPr>
                               <w:br/>
-                              <w:t>{{</w:t>
-                            </w:r>
-                            <w:proofErr w:type="spellStart"/>
-                            <w:r>
-                              <w:rPr>
-                                <w:color w:val="000000"/>
-                              </w:rPr>
-                              <w:t>zweite_Adresszeile</w:t>
-                            </w:r>
-                            <w:proofErr w:type="spellEnd"/>
-                            <w:r>
-                              <w:rPr>
-                                <w:color w:val="000000"/>
-                              </w:rPr>
-                              <w:t>}}</w:t>
+                              <w:t>{{zweite_Adresszeile}}</w:t>
                             </w:r>
                             <w:r>
                               <w:rPr>
@@ -362,42 +295,14 @@
                                 <w:color w:val="000000"/>
                               </w:rPr>
                               <w:br/>
-                              <w:t xml:space="preserve">{% </w:t>
-                            </w:r>
-                            <w:proofErr w:type="spellStart"/>
-                            <w:r>
-                              <w:rPr>
-                                <w:color w:val="000000"/>
-                              </w:rPr>
-                              <w:t>else</w:t>
-                            </w:r>
-                            <w:proofErr w:type="spellEnd"/>
-                            <w:r>
-                              <w:rPr>
-                                <w:color w:val="000000"/>
-                              </w:rPr>
-                              <w:t xml:space="preserve"> %}</w:t>
+                              <w:t>{% else %}</w:t>
                             </w:r>
                             <w:r>
                               <w:rPr>
                                 <w:color w:val="000000"/>
                               </w:rPr>
                               <w:br/>
-                              <w:t>{{</w:t>
-                            </w:r>
-                            <w:proofErr w:type="spellStart"/>
-                            <w:r>
-                              <w:rPr>
-                                <w:color w:val="000000"/>
-                              </w:rPr>
-                              <w:t>Verfasste_Studierendenschaft</w:t>
-                            </w:r>
-                            <w:proofErr w:type="spellEnd"/>
-                            <w:r>
-                              <w:rPr>
-                                <w:color w:val="000000"/>
-                              </w:rPr>
-                              <w:t>}}</w:t>
+                              <w:t>{{Verfasste_Studierendenschaft}}</w:t>
                             </w:r>
                             <w:r>
                               <w:rPr>
@@ -432,21 +337,7 @@
                                 <w:color w:val="000000"/>
                               </w:rPr>
                               <w:br/>
-                              <w:t xml:space="preserve">{% </w:t>
-                            </w:r>
-                            <w:proofErr w:type="spellStart"/>
-                            <w:r>
-                              <w:rPr>
-                                <w:color w:val="000000"/>
-                              </w:rPr>
-                              <w:t>endif</w:t>
-                            </w:r>
-                            <w:proofErr w:type="spellEnd"/>
-                            <w:r>
-                              <w:rPr>
-                                <w:color w:val="000000"/>
-                              </w:rPr>
-                              <w:t xml:space="preserve"> %}</w:t>
+                              <w:t>{% endif %}</w:t>
                             </w:r>
                           </w:p>
                           <w:p>
@@ -476,7 +367,7 @@
               </wp:anchor>
             </w:drawing>
           </mc:Choice>
-          <mc:Fallback>
+          <mc:Fallback xmlns:w16sdtfl="http://schemas.microsoft.com/office/word/2024/wordml/sdtformatlock" xmlns:w16du="http://schemas.microsoft.com/office/word/2023/wordml/word16du">
             <w:pict>
               <v:shape w14:anchorId="2AC1987E" id="_x0000_s1027" type="#_x0000_t202" style="position:absolute;margin-left:0;margin-top:28.1pt;width:245.25pt;height:96pt;z-index:251659264;visibility:visible;mso-wrap-style:square;mso-width-percent:0;mso-height-percent:0;mso-wrap-distance-left:9pt;mso-wrap-distance-top:3.6pt;mso-wrap-distance-right:9pt;mso-wrap-distance-bottom:3.6pt;mso-position-horizontal:left;mso-position-horizontal-relative:margin;mso-position-vertical:absolute;mso-position-vertical-relative:text;mso-width-percent:0;mso-height-percent:0;mso-width-relative:margin;mso-height-relative:margin;v-text-anchor:top" o:gfxdata="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" filled="f" stroked="f">
                 <v:textbox>
@@ -757,14 +648,12 @@
                             <w:r>
                               <w:t>{{</w:t>
                             </w:r>
-                            <w:proofErr w:type="spellStart"/>
                             <w:r>
                               <w:t>Datum</w:t>
                             </w:r>
                             <w:r>
                               <w:t>Rech</w:t>
                             </w:r>
-                            <w:proofErr w:type="spellEnd"/>
                             <w:r>
                               <w:t>}}</w:t>
                             </w:r>
@@ -804,7 +693,7 @@
               </wp:anchor>
             </w:drawing>
           </mc:Choice>
-          <mc:Fallback>
+          <mc:Fallback xmlns:w16sdtfl="http://schemas.microsoft.com/office/word/2024/wordml/sdtformatlock" xmlns:w16du="http://schemas.microsoft.com/office/word/2023/wordml/word16du">
             <w:pict>
               <v:shape w14:anchorId="6DF6ACDF" id="_x0000_s1028" type="#_x0000_t202" style="position:absolute;margin-left:168.55pt;margin-top:36.4pt;width:219.75pt;height:36pt;z-index:251661312;visibility:visible;mso-wrap-style:square;mso-width-percent:0;mso-height-percent:0;mso-wrap-distance-left:9pt;mso-wrap-distance-top:3.6pt;mso-wrap-distance-right:9pt;mso-wrap-distance-bottom:3.6pt;mso-position-horizontal:right;mso-position-horizontal-relative:margin;mso-position-vertical:absolute;mso-position-vertical-relative:text;mso-width-percent:0;mso-height-percent:0;mso-width-relative:margin;mso-height-relative:margin;v-text-anchor:top" o:gfxdata="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" filled="f" stroked="f">
                 <v:textbox>
@@ -1198,14 +1087,12 @@
             <w:r>
               <w:t>{{</w:t>
             </w:r>
-            <w:proofErr w:type="spellStart"/>
             <w:r>
               <w:t>Ge</w:t>
             </w:r>
             <w:r>
               <w:t>tr</w:t>
             </w:r>
-            <w:proofErr w:type="spellEnd"/>
             <w:r>
               <w:t>}}</w:t>
             </w:r>
@@ -1340,11 +1227,9 @@
             <w:r>
               <w:t>{{</w:t>
             </w:r>
-            <w:proofErr w:type="spellStart"/>
             <w:r>
               <w:t>GBr</w:t>
             </w:r>
-            <w:proofErr w:type="spellEnd"/>
             <w:r>
               <w:t>}}</w:t>
             </w:r>
@@ -1682,230 +1567,12 @@
         <w:t>Anhang: Getränkemengenliste</w:t>
       </w:r>
     </w:p>
-    <w:tbl>
-      <w:tblPr>
-        <w:tblStyle w:val="Tabellenraster"/>
-        <w:tblpPr w:leftFromText="142" w:rightFromText="142" w:vertAnchor="text" w:horzAnchor="margin" w:tblpY="908"/>
-        <w:tblW w:w="0" w:type="auto"/>
-        <w:tblBorders>
-          <w:top w:val="none" w:sz="0" w:space="0" w:color="auto"/>
-          <w:left w:val="double" w:sz="4" w:space="0" w:color="auto"/>
-          <w:bottom w:val="threeDEmboss" w:sz="6" w:space="0" w:color="auto"/>
-          <w:right w:val="double" w:sz="4" w:space="0" w:color="auto"/>
-          <w:insideH w:val="threeDEmboss" w:sz="6" w:space="0" w:color="auto"/>
-        </w:tblBorders>
-        <w:tblLook w:val="04A0" w:firstRow="1" w:lastRow="0" w:firstColumn="1" w:lastColumn="0" w:noHBand="0" w:noVBand="1"/>
-      </w:tblPr>
-      <w:tblGrid>
-        <w:gridCol w:w="4820"/>
-        <w:gridCol w:w="1171"/>
-        <w:gridCol w:w="1231"/>
-        <w:gridCol w:w="1850"/>
-      </w:tblGrid>
-      <w:tr>
-        <w:tc>
-          <w:tcPr>
-            <w:tcW w:w="9072" w:type="dxa"/>
-            <w:gridSpan w:val="4"/>
-            <w:tcBorders>
-              <w:top w:val="nil"/>
-              <w:left w:val="nil"/>
-              <w:bottom w:val="threeDEmboss" w:sz="6" w:space="0" w:color="auto"/>
-              <w:right w:val="nil"/>
-            </w:tcBorders>
-          </w:tcPr>
-          <w:p>
-            <w:r>
-              <w:lastRenderedPageBreak/>
-              <w:t>Getränkemengenliste</w:t>
-            </w:r>
-          </w:p>
-          <w:p/>
-        </w:tc>
-      </w:tr>
-      <w:tr>
-        <w:tc>
-          <w:tcPr>
-            <w:tcW w:w="4820" w:type="dxa"/>
-            <w:tcBorders>
-              <w:top w:val="threeDEmboss" w:sz="6" w:space="0" w:color="auto"/>
-            </w:tcBorders>
-          </w:tcPr>
-          <w:p>
-            <w:r>
-              <w:t>Getränk</w:t>
-            </w:r>
-          </w:p>
-        </w:tc>
-        <w:tc>
-          <w:tcPr>
-            <w:tcW w:w="1171" w:type="dxa"/>
-            <w:tcBorders>
-              <w:top w:val="threeDEmboss" w:sz="6" w:space="0" w:color="auto"/>
-            </w:tcBorders>
-          </w:tcPr>
-          <w:p>
-            <w:r>
-              <w:t>Menge</w:t>
-            </w:r>
-          </w:p>
-        </w:tc>
-        <w:tc>
-          <w:tcPr>
-            <w:tcW w:w="1231" w:type="dxa"/>
-            <w:tcBorders>
-              <w:top w:val="threeDEmboss" w:sz="6" w:space="0" w:color="auto"/>
-            </w:tcBorders>
-          </w:tcPr>
-          <w:p>
-            <w:r>
-              <w:t>Einzelpreis</w:t>
-            </w:r>
-          </w:p>
-        </w:tc>
-        <w:tc>
-          <w:tcPr>
-            <w:tcW w:w="1850" w:type="dxa"/>
-            <w:tcBorders>
-              <w:top w:val="threeDEmboss" w:sz="6" w:space="0" w:color="auto"/>
-            </w:tcBorders>
-          </w:tcPr>
-          <w:p>
-            <w:proofErr w:type="gramStart"/>
-            <w:r>
-              <w:t>Gesamtpreis</w:t>
-            </w:r>
-            <w:r>
-              <w:t>{</w:t>
-            </w:r>
-            <w:proofErr w:type="gramEnd"/>
-            <w:r>
-              <w:t xml:space="preserve">% </w:t>
-            </w:r>
-            <w:proofErr w:type="spellStart"/>
-            <w:r>
-              <w:t>for</w:t>
-            </w:r>
-            <w:proofErr w:type="spellEnd"/>
-            <w:r>
-              <w:t xml:space="preserve"> item in Verbrauchstabelle %}</w:t>
-            </w:r>
-          </w:p>
-          <w:p/>
-        </w:tc>
-      </w:tr>
-      <w:tr>
-        <w:tc>
-          <w:tcPr>
-            <w:tcW w:w="4820" w:type="dxa"/>
-          </w:tcPr>
-          <w:p>
-            <w:proofErr w:type="gramStart"/>
-            <w:r>
-              <w:t xml:space="preserve">{{ </w:t>
-            </w:r>
-            <w:proofErr w:type="spellStart"/>
-            <w:r>
-              <w:t>item</w:t>
-            </w:r>
-            <w:proofErr w:type="gramEnd"/>
-            <w:r>
-              <w:t>.Getränk</w:t>
-            </w:r>
-            <w:proofErr w:type="spellEnd"/>
-            <w:r>
-              <w:t xml:space="preserve"> }}</w:t>
-            </w:r>
-          </w:p>
-        </w:tc>
-        <w:tc>
-          <w:tcPr>
-            <w:tcW w:w="1171" w:type="dxa"/>
-          </w:tcPr>
-          <w:p>
-            <w:proofErr w:type="gramStart"/>
-            <w:r>
-              <w:t xml:space="preserve">{{ </w:t>
-            </w:r>
-            <w:r>
-              <w:t xml:space="preserve"> item</w:t>
-            </w:r>
-            <w:r>
-              <w:t xml:space="preserve"> </w:t>
-            </w:r>
-            <w:r>
-              <w:t>.Menge</w:t>
-            </w:r>
-            <w:proofErr w:type="gramEnd"/>
-            <w:r>
-              <w:t xml:space="preserve"> }}</w:t>
-            </w:r>
-          </w:p>
-        </w:tc>
-        <w:tc>
-          <w:tcPr>
-            <w:tcW w:w="1231" w:type="dxa"/>
-          </w:tcPr>
-          <w:p>
-            <w:proofErr w:type="gramStart"/>
-            <w:r>
-              <w:t xml:space="preserve">{{ </w:t>
-            </w:r>
-            <w:r>
-              <w:t xml:space="preserve"> item</w:t>
-            </w:r>
-            <w:r>
-              <w:t xml:space="preserve"> </w:t>
-            </w:r>
-            <w:r>
-              <w:t>.Einzelpreis</w:t>
-            </w:r>
-            <w:proofErr w:type="gramEnd"/>
-            <w:r>
-              <w:t xml:space="preserve"> }}</w:t>
-            </w:r>
-          </w:p>
-        </w:tc>
-        <w:tc>
-          <w:tcPr>
-            <w:tcW w:w="1850" w:type="dxa"/>
-          </w:tcPr>
-          <w:p>
-            <w:proofErr w:type="gramStart"/>
-            <w:r>
-              <w:t xml:space="preserve">{{ </w:t>
-            </w:r>
-            <w:r>
-              <w:t xml:space="preserve"> item</w:t>
-            </w:r>
-            <w:r>
-              <w:t xml:space="preserve"> </w:t>
-            </w:r>
-            <w:r>
-              <w:t>.Gesamtpreis</w:t>
-            </w:r>
-            <w:proofErr w:type="gramEnd"/>
-            <w:r>
-              <w:t xml:space="preserve"> }}</w:t>
-            </w:r>
-          </w:p>
-          <w:p>
-            <w:r>
-              <w:t xml:space="preserve">{% </w:t>
-            </w:r>
-            <w:proofErr w:type="spellStart"/>
-            <w:r>
-              <w:t>endfor</w:t>
-            </w:r>
-            <w:proofErr w:type="spellEnd"/>
-            <w:r>
-              <w:t xml:space="preserve"> %}</w:t>
-            </w:r>
-          </w:p>
-        </w:tc>
-      </w:tr>
-    </w:tbl>
     <w:p/>
+    <w:p>
+      <w:r>
+        <w:t>{{GetraenkeTabelle}}</w:t>
+      </w:r>
+    </w:p>
     <w:sectPr>
       <w:headerReference w:type="even" r:id="rId7"/>
       <w:headerReference w:type="default" r:id="rId8"/>
@@ -1923,7 +1590,7 @@
 </file>
 
 <file path=word/endnotes.xml><?xml version="1.0" encoding="utf-8"?>
-<w:endnotes xmlns:wpc="http://schemas.microsoft.com/office/word/2010/wordprocessingCanvas" xmlns:cx="http://schemas.microsoft.com/office/drawing/2014/chartex" xmlns:cx1="http://schemas.microsoft.com/office/drawing/2015/9/8/chartex" xmlns:cx2="http://schemas.microsoft.com/office/drawing/2015/10/21/chartex" xmlns:cx3="http://schemas.microsoft.com/office/drawing/2016/5/9/chartex" xmlns:cx4="http://schemas.microsoft.com/office/drawing/2016/5/10/chartex" xmlns:cx5="http://schemas.microsoft.com/office/drawing/2016/5/11/chartex" xmlns:cx6="http://schemas.microsoft.com/office/drawing/2016/5/12/chartex" xmlns:cx7="http://schemas.microsoft.com/office/drawing/2016/5/13/chartex" xmlns:cx8="http://schemas.microsoft.com/office/drawing/2016/5/14/chartex" xmlns:mc="http://schemas.openxmlformats.org/markup-compatibility/2006" xmlns:aink="http://schemas.microsoft.com/office/drawing/2016/ink" xmlns:am3d="http://schemas.microsoft.com/office/drawing/2017/model3d" xmlns:o="urn:schemas-microsoft-com:office:office" xmlns:oel="http://schemas.microsoft.com/office/2019/extlst" xmlns:r="http://schemas.openxmlformats.org/officeDocument/2006/relationships" xmlns:m="http://schemas.openxmlformats.org/officeDocument/2006/math" xmlns:v="urn:schemas-microsoft-com:vml" xmlns:wp14="http://schemas.microsoft.com/office/word/2010/wordprocessingDrawing" xmlns:wp="http://schemas.openxmlformats.org/drawingml/2006/wordprocessingDrawing" xmlns:w10="urn:schemas-microsoft-com:office:word" xmlns:w="http://schemas.openxmlformats.org/wordprocessingml/2006/main" xmlns:w14="http://schemas.microsoft.com/office/word/2010/wordml" xmlns:w15="http://schemas.microsoft.com/office/word/2012/wordml" xmlns:w16cex="http://schemas.microsoft.com/office/word/2018/wordml/cex" xmlns:w16cid="http://schemas.microsoft.com/office/word/2016/wordml/cid" xmlns:w16="http://schemas.microsoft.com/office/word/2018/wordml" xmlns:w16du="http://schemas.microsoft.com/office/word/2023/wordml/word16du" xmlns:w16sdtdh="http://schemas.microsoft.com/office/word/2020/wordml/sdtdatahash" xmlns:w16sdtfl="http://schemas.microsoft.com/office/word/2024/wordml/sdtformatlock" xmlns:w16se="http://schemas.microsoft.com/office/word/2015/wordml/symex" xmlns:wpg="http://schemas.microsoft.com/office/word/2010/wordprocessingGroup" xmlns:wpi="http://schemas.microsoft.com/office/word/2010/wordprocessingInk" xmlns:wne="http://schemas.microsoft.com/office/word/2006/wordml" xmlns:wps="http://schemas.microsoft.com/office/word/2010/wordprocessingShape" mc:Ignorable="w14 w15 w16se w16cid w16 w16cex w16sdtdh w16sdtfl w16du wp14">
+<w:endnotes xmlns:wpc="http://schemas.microsoft.com/office/word/2010/wordprocessingCanvas" xmlns:cx="http://schemas.microsoft.com/office/drawing/2014/chartex" xmlns:cx1="http://schemas.microsoft.com/office/drawing/2015/9/8/chartex" xmlns:cx2="http://schemas.microsoft.com/office/drawing/2015/10/21/chartex" xmlns:cx3="http://schemas.microsoft.com/office/drawing/2016/5/9/chartex" xmlns:cx4="http://schemas.microsoft.com/office/drawing/2016/5/10/chartex" xmlns:cx5="http://schemas.microsoft.com/office/drawing/2016/5/11/chartex" xmlns:cx6="http://schemas.microsoft.com/office/drawing/2016/5/12/chartex" xmlns:cx7="http://schemas.microsoft.com/office/drawing/2016/5/13/chartex" xmlns:cx8="http://schemas.microsoft.com/office/drawing/2016/5/14/chartex" xmlns:mc="http://schemas.openxmlformats.org/markup-compatibility/2006" xmlns:aink="http://schemas.microsoft.com/office/drawing/2016/ink" xmlns:am3d="http://schemas.microsoft.com/office/drawing/2017/model3d" xmlns:o="urn:schemas-microsoft-com:office:office" xmlns:oel="http://schemas.microsoft.com/office/2019/extlst" xmlns:r="http://schemas.openxmlformats.org/officeDocument/2006/relationships" xmlns:m="http://schemas.openxmlformats.org/officeDocument/2006/math" xmlns:v="urn:schemas-microsoft-com:vml" xmlns:wp14="http://schemas.microsoft.com/office/word/2010/wordprocessingDrawing" xmlns:wp="http://schemas.openxmlformats.org/drawingml/2006/wordprocessingDrawing" xmlns:w10="urn:schemas-microsoft-com:office:word" xmlns:w="http://schemas.openxmlformats.org/wordprocessingml/2006/main" xmlns:w14="http://schemas.microsoft.com/office/word/2010/wordml" xmlns:w15="http://schemas.microsoft.com/office/word/2012/wordml" xmlns:w16cex="http://schemas.microsoft.com/office/word/2018/wordml/cex" xmlns:w16cid="http://schemas.microsoft.com/office/word/2016/wordml/cid" xmlns:w16="http://schemas.microsoft.com/office/word/2018/wordml" xmlns:w16sdtdh="http://schemas.microsoft.com/office/word/2020/wordml/sdtdatahash" xmlns:w16se="http://schemas.microsoft.com/office/word/2015/wordml/symex" xmlns:wpg="http://schemas.microsoft.com/office/word/2010/wordprocessingGroup" xmlns:wpi="http://schemas.microsoft.com/office/word/2010/wordprocessingInk" xmlns:wne="http://schemas.microsoft.com/office/word/2006/wordml" xmlns:wps="http://schemas.microsoft.com/office/word/2010/wordprocessingShape" mc:Ignorable="w14 w15 w16se w16cid w16 w16cex w16sdtdh wp14">
   <w:endnote w:type="separator" w:id="-1">
     <w:p>
       <w:pPr>
@@ -1948,7 +1615,7 @@
 </file>
 
 <file path=word/footer1.xml><?xml version="1.0" encoding="utf-8"?>
-<w:ftr xmlns:wpc="http://schemas.microsoft.com/office/word/2010/wordprocessingCanvas" xmlns:cx="http://schemas.microsoft.com/office/drawing/2014/chartex" xmlns:cx1="http://schemas.microsoft.com/office/drawing/2015/9/8/chartex" xmlns:cx2="http://schemas.microsoft.com/office/drawing/2015/10/21/chartex" xmlns:cx3="http://schemas.microsoft.com/office/drawing/2016/5/9/chartex" xmlns:cx4="http://schemas.microsoft.com/office/drawing/2016/5/10/chartex" xmlns:cx5="http://schemas.microsoft.com/office/drawing/2016/5/11/chartex" xmlns:cx6="http://schemas.microsoft.com/office/drawing/2016/5/12/chartex" xmlns:cx7="http://schemas.microsoft.com/office/drawing/2016/5/13/chartex" xmlns:cx8="http://schemas.microsoft.com/office/drawing/2016/5/14/chartex" xmlns:mc="http://schemas.openxmlformats.org/markup-compatibility/2006" xmlns:aink="http://schemas.microsoft.com/office/drawing/2016/ink" xmlns:am3d="http://schemas.microsoft.com/office/drawing/2017/model3d" xmlns:o="urn:schemas-microsoft-com:office:office" xmlns:oel="http://schemas.microsoft.com/office/2019/extlst" xmlns:r="http://schemas.openxmlformats.org/officeDocument/2006/relationships" xmlns:m="http://schemas.openxmlformats.org/officeDocument/2006/math" xmlns:v="urn:schemas-microsoft-com:vml" xmlns:wp14="http://schemas.microsoft.com/office/word/2010/wordprocessingDrawing" xmlns:wp="http://schemas.openxmlformats.org/drawingml/2006/wordprocessingDrawing" xmlns:w10="urn:schemas-microsoft-com:office:word" xmlns:w="http://schemas.openxmlformats.org/wordprocessingml/2006/main" xmlns:w14="http://schemas.microsoft.com/office/word/2010/wordml" xmlns:w15="http://schemas.microsoft.com/office/word/2012/wordml" xmlns:w16cex="http://schemas.microsoft.com/office/word/2018/wordml/cex" xmlns:w16cid="http://schemas.microsoft.com/office/word/2016/wordml/cid" xmlns:w16="http://schemas.microsoft.com/office/word/2018/wordml" xmlns:w16du="http://schemas.microsoft.com/office/word/2023/wordml/word16du" xmlns:w16sdtdh="http://schemas.microsoft.com/office/word/2020/wordml/sdtdatahash" xmlns:w16sdtfl="http://schemas.microsoft.com/office/word/2024/wordml/sdtformatlock" xmlns:w16se="http://schemas.microsoft.com/office/word/2015/wordml/symex" xmlns:wpg="http://schemas.microsoft.com/office/word/2010/wordprocessingGroup" xmlns:wpi="http://schemas.microsoft.com/office/word/2010/wordprocessingInk" xmlns:wne="http://schemas.microsoft.com/office/word/2006/wordml" xmlns:wps="http://schemas.microsoft.com/office/word/2010/wordprocessingShape" mc:Ignorable="w14 w15 w16se w16cid w16 w16cex w16sdtdh w16sdtfl w16du wp14">
+<w:ftr xmlns:wpc="http://schemas.microsoft.com/office/word/2010/wordprocessingCanvas" xmlns:cx="http://schemas.microsoft.com/office/drawing/2014/chartex" xmlns:cx1="http://schemas.microsoft.com/office/drawing/2015/9/8/chartex" xmlns:cx2="http://schemas.microsoft.com/office/drawing/2015/10/21/chartex" xmlns:cx3="http://schemas.microsoft.com/office/drawing/2016/5/9/chartex" xmlns:cx4="http://schemas.microsoft.com/office/drawing/2016/5/10/chartex" xmlns:cx5="http://schemas.microsoft.com/office/drawing/2016/5/11/chartex" xmlns:cx6="http://schemas.microsoft.com/office/drawing/2016/5/12/chartex" xmlns:cx7="http://schemas.microsoft.com/office/drawing/2016/5/13/chartex" xmlns:cx8="http://schemas.microsoft.com/office/drawing/2016/5/14/chartex" xmlns:mc="http://schemas.openxmlformats.org/markup-compatibility/2006" xmlns:aink="http://schemas.microsoft.com/office/drawing/2016/ink" xmlns:am3d="http://schemas.microsoft.com/office/drawing/2017/model3d" xmlns:o="urn:schemas-microsoft-com:office:office" xmlns:oel="http://schemas.microsoft.com/office/2019/extlst" xmlns:r="http://schemas.openxmlformats.org/officeDocument/2006/relationships" xmlns:m="http://schemas.openxmlformats.org/officeDocument/2006/math" xmlns:v="urn:schemas-microsoft-com:vml" xmlns:wp14="http://schemas.microsoft.com/office/word/2010/wordprocessingDrawing" xmlns:wp="http://schemas.openxmlformats.org/drawingml/2006/wordprocessingDrawing" xmlns:w10="urn:schemas-microsoft-com:office:word" xmlns:w="http://schemas.openxmlformats.org/wordprocessingml/2006/main" xmlns:w14="http://schemas.microsoft.com/office/word/2010/wordml" xmlns:w15="http://schemas.microsoft.com/office/word/2012/wordml" xmlns:w16cex="http://schemas.microsoft.com/office/word/2018/wordml/cex" xmlns:w16cid="http://schemas.microsoft.com/office/word/2016/wordml/cid" xmlns:w16="http://schemas.microsoft.com/office/word/2018/wordml" xmlns:w16sdtdh="http://schemas.microsoft.com/office/word/2020/wordml/sdtdatahash" xmlns:w16se="http://schemas.microsoft.com/office/word/2015/wordml/symex" xmlns:wpg="http://schemas.microsoft.com/office/word/2010/wordprocessingGroup" xmlns:wpi="http://schemas.microsoft.com/office/word/2010/wordprocessingInk" xmlns:wne="http://schemas.microsoft.com/office/word/2006/wordml" xmlns:wps="http://schemas.microsoft.com/office/word/2010/wordprocessingShape" mc:Ignorable="w14 w15 w16se w16cid w16 w16cex w16sdtdh wp14">
   <w:p>
     <w:pPr>
       <w:pBdr>
@@ -1972,7 +1639,7 @@
 </file>
 
 <file path=word/footer2.xml><?xml version="1.0" encoding="utf-8"?>
-<w:ftr xmlns:wpc="http://schemas.microsoft.com/office/word/2010/wordprocessingCanvas" xmlns:cx="http://schemas.microsoft.com/office/drawing/2014/chartex" xmlns:cx1="http://schemas.microsoft.com/office/drawing/2015/9/8/chartex" xmlns:cx2="http://schemas.microsoft.com/office/drawing/2015/10/21/chartex" xmlns:cx3="http://schemas.microsoft.com/office/drawing/2016/5/9/chartex" xmlns:cx4="http://schemas.microsoft.com/office/drawing/2016/5/10/chartex" xmlns:cx5="http://schemas.microsoft.com/office/drawing/2016/5/11/chartex" xmlns:cx6="http://schemas.microsoft.com/office/drawing/2016/5/12/chartex" xmlns:cx7="http://schemas.microsoft.com/office/drawing/2016/5/13/chartex" xmlns:cx8="http://schemas.microsoft.com/office/drawing/2016/5/14/chartex" xmlns:mc="http://schemas.openxmlformats.org/markup-compatibility/2006" xmlns:aink="http://schemas.microsoft.com/office/drawing/2016/ink" xmlns:am3d="http://schemas.microsoft.com/office/drawing/2017/model3d" xmlns:o="urn:schemas-microsoft-com:office:office" xmlns:oel="http://schemas.microsoft.com/office/2019/extlst" xmlns:r="http://schemas.openxmlformats.org/officeDocument/2006/relationships" xmlns:m="http://schemas.openxmlformats.org/officeDocument/2006/math" xmlns:v="urn:schemas-microsoft-com:vml" xmlns:wp14="http://schemas.microsoft.com/office/word/2010/wordprocessingDrawing" xmlns:wp="http://schemas.openxmlformats.org/drawingml/2006/wordprocessingDrawing" xmlns:w10="urn:schemas-microsoft-com:office:word" xmlns:w="http://schemas.openxmlformats.org/wordprocessingml/2006/main" xmlns:w14="http://schemas.microsoft.com/office/word/2010/wordml" xmlns:w15="http://schemas.microsoft.com/office/word/2012/wordml" xmlns:w16cex="http://schemas.microsoft.com/office/word/2018/wordml/cex" xmlns:w16cid="http://schemas.microsoft.com/office/word/2016/wordml/cid" xmlns:w16="http://schemas.microsoft.com/office/word/2018/wordml" xmlns:w16du="http://schemas.microsoft.com/office/word/2023/wordml/word16du" xmlns:w16sdtdh="http://schemas.microsoft.com/office/word/2020/wordml/sdtdatahash" xmlns:w16sdtfl="http://schemas.microsoft.com/office/word/2024/wordml/sdtformatlock" xmlns:w16se="http://schemas.microsoft.com/office/word/2015/wordml/symex" xmlns:wpg="http://schemas.microsoft.com/office/word/2010/wordprocessingGroup" xmlns:wpi="http://schemas.microsoft.com/office/word/2010/wordprocessingInk" xmlns:wne="http://schemas.microsoft.com/office/word/2006/wordml" xmlns:wps="http://schemas.microsoft.com/office/word/2010/wordprocessingShape" mc:Ignorable="w14 w15 w16se w16cid w16 w16cex w16sdtdh w16sdtfl w16du wp14">
+<w:ftr xmlns:wpc="http://schemas.microsoft.com/office/word/2010/wordprocessingCanvas" xmlns:cx="http://schemas.microsoft.com/office/drawing/2014/chartex" xmlns:cx1="http://schemas.microsoft.com/office/drawing/2015/9/8/chartex" xmlns:cx2="http://schemas.microsoft.com/office/drawing/2015/10/21/chartex" xmlns:cx3="http://schemas.microsoft.com/office/drawing/2016/5/9/chartex" xmlns:cx4="http://schemas.microsoft.com/office/drawing/2016/5/10/chartex" xmlns:cx5="http://schemas.microsoft.com/office/drawing/2016/5/11/chartex" xmlns:cx6="http://schemas.microsoft.com/office/drawing/2016/5/12/chartex" xmlns:cx7="http://schemas.microsoft.com/office/drawing/2016/5/13/chartex" xmlns:cx8="http://schemas.microsoft.com/office/drawing/2016/5/14/chartex" xmlns:mc="http://schemas.openxmlformats.org/markup-compatibility/2006" xmlns:aink="http://schemas.microsoft.com/office/drawing/2016/ink" xmlns:am3d="http://schemas.microsoft.com/office/drawing/2017/model3d" xmlns:o="urn:schemas-microsoft-com:office:office" xmlns:oel="http://schemas.microsoft.com/office/2019/extlst" xmlns:r="http://schemas.openxmlformats.org/officeDocument/2006/relationships" xmlns:m="http://schemas.openxmlformats.org/officeDocument/2006/math" xmlns:v="urn:schemas-microsoft-com:vml" xmlns:wp14="http://schemas.microsoft.com/office/word/2010/wordprocessingDrawing" xmlns:wp="http://schemas.openxmlformats.org/drawingml/2006/wordprocessingDrawing" xmlns:w10="urn:schemas-microsoft-com:office:word" xmlns:w="http://schemas.openxmlformats.org/wordprocessingml/2006/main" xmlns:w14="http://schemas.microsoft.com/office/word/2010/wordml" xmlns:w15="http://schemas.microsoft.com/office/word/2012/wordml" xmlns:w16cex="http://schemas.microsoft.com/office/word/2018/wordml/cex" xmlns:w16cid="http://schemas.microsoft.com/office/word/2016/wordml/cid" xmlns:w16="http://schemas.microsoft.com/office/word/2018/wordml" xmlns:w16sdtdh="http://schemas.microsoft.com/office/word/2020/wordml/sdtdatahash" xmlns:w16se="http://schemas.microsoft.com/office/word/2015/wordml/symex" xmlns:wpg="http://schemas.microsoft.com/office/word/2010/wordprocessingGroup" xmlns:wpi="http://schemas.microsoft.com/office/word/2010/wordprocessingInk" xmlns:wne="http://schemas.microsoft.com/office/word/2006/wordml" xmlns:wps="http://schemas.microsoft.com/office/word/2010/wordprocessingShape" mc:Ignorable="w14 w15 w16se w16cid w16 w16cex w16sdtdh wp14">
   <w:p>
     <w:pPr>
       <w:widowControl w:val="0"/>
@@ -2384,7 +2051,7 @@
 </file>
 
 <file path=word/footer3.xml><?xml version="1.0" encoding="utf-8"?>
-<w:ftr xmlns:wpc="http://schemas.microsoft.com/office/word/2010/wordprocessingCanvas" xmlns:cx="http://schemas.microsoft.com/office/drawing/2014/chartex" xmlns:cx1="http://schemas.microsoft.com/office/drawing/2015/9/8/chartex" xmlns:cx2="http://schemas.microsoft.com/office/drawing/2015/10/21/chartex" xmlns:cx3="http://schemas.microsoft.com/office/drawing/2016/5/9/chartex" xmlns:cx4="http://schemas.microsoft.com/office/drawing/2016/5/10/chartex" xmlns:cx5="http://schemas.microsoft.com/office/drawing/2016/5/11/chartex" xmlns:cx6="http://schemas.microsoft.com/office/drawing/2016/5/12/chartex" xmlns:cx7="http://schemas.microsoft.com/office/drawing/2016/5/13/chartex" xmlns:cx8="http://schemas.microsoft.com/office/drawing/2016/5/14/chartex" xmlns:mc="http://schemas.openxmlformats.org/markup-compatibility/2006" xmlns:aink="http://schemas.microsoft.com/office/drawing/2016/ink" xmlns:am3d="http://schemas.microsoft.com/office/drawing/2017/model3d" xmlns:o="urn:schemas-microsoft-com:office:office" xmlns:oel="http://schemas.microsoft.com/office/2019/extlst" xmlns:r="http://schemas.openxmlformats.org/officeDocument/2006/relationships" xmlns:m="http://schemas.openxmlformats.org/officeDocument/2006/math" xmlns:v="urn:schemas-microsoft-com:vml" xmlns:wp14="http://schemas.microsoft.com/office/word/2010/wordprocessingDrawing" xmlns:wp="http://schemas.openxmlformats.org/drawingml/2006/wordprocessingDrawing" xmlns:w10="urn:schemas-microsoft-com:office:word" xmlns:w="http://schemas.openxmlformats.org/wordprocessingml/2006/main" xmlns:w14="http://schemas.microsoft.com/office/word/2010/wordml" xmlns:w15="http://schemas.microsoft.com/office/word/2012/wordml" xmlns:w16cex="http://schemas.microsoft.com/office/word/2018/wordml/cex" xmlns:w16cid="http://schemas.microsoft.com/office/word/2016/wordml/cid" xmlns:w16="http://schemas.microsoft.com/office/word/2018/wordml" xmlns:w16du="http://schemas.microsoft.com/office/word/2023/wordml/word16du" xmlns:w16sdtdh="http://schemas.microsoft.com/office/word/2020/wordml/sdtdatahash" xmlns:w16sdtfl="http://schemas.microsoft.com/office/word/2024/wordml/sdtformatlock" xmlns:w16se="http://schemas.microsoft.com/office/word/2015/wordml/symex" xmlns:wpg="http://schemas.microsoft.com/office/word/2010/wordprocessingGroup" xmlns:wpi="http://schemas.microsoft.com/office/word/2010/wordprocessingInk" xmlns:wne="http://schemas.microsoft.com/office/word/2006/wordml" xmlns:wps="http://schemas.microsoft.com/office/word/2010/wordprocessingShape" mc:Ignorable="w14 w15 w16se w16cid w16 w16cex w16sdtdh w16sdtfl w16du wp14">
+<w:ftr xmlns:wpc="http://schemas.microsoft.com/office/word/2010/wordprocessingCanvas" xmlns:cx="http://schemas.microsoft.com/office/drawing/2014/chartex" xmlns:cx1="http://schemas.microsoft.com/office/drawing/2015/9/8/chartex" xmlns:cx2="http://schemas.microsoft.com/office/drawing/2015/10/21/chartex" xmlns:cx3="http://schemas.microsoft.com/office/drawing/2016/5/9/chartex" xmlns:cx4="http://schemas.microsoft.com/office/drawing/2016/5/10/chartex" xmlns:cx5="http://schemas.microsoft.com/office/drawing/2016/5/11/chartex" xmlns:cx6="http://schemas.microsoft.com/office/drawing/2016/5/12/chartex" xmlns:cx7="http://schemas.microsoft.com/office/drawing/2016/5/13/chartex" xmlns:cx8="http://schemas.microsoft.com/office/drawing/2016/5/14/chartex" xmlns:mc="http://schemas.openxmlformats.org/markup-compatibility/2006" xmlns:aink="http://schemas.microsoft.com/office/drawing/2016/ink" xmlns:am3d="http://schemas.microsoft.com/office/drawing/2017/model3d" xmlns:o="urn:schemas-microsoft-com:office:office" xmlns:oel="http://schemas.microsoft.com/office/2019/extlst" xmlns:r="http://schemas.openxmlformats.org/officeDocument/2006/relationships" xmlns:m="http://schemas.openxmlformats.org/officeDocument/2006/math" xmlns:v="urn:schemas-microsoft-com:vml" xmlns:wp14="http://schemas.microsoft.com/office/word/2010/wordprocessingDrawing" xmlns:wp="http://schemas.openxmlformats.org/drawingml/2006/wordprocessingDrawing" xmlns:w10="urn:schemas-microsoft-com:office:word" xmlns:w="http://schemas.openxmlformats.org/wordprocessingml/2006/main" xmlns:w14="http://schemas.microsoft.com/office/word/2010/wordml" xmlns:w15="http://schemas.microsoft.com/office/word/2012/wordml" xmlns:w16cex="http://schemas.microsoft.com/office/word/2018/wordml/cex" xmlns:w16cid="http://schemas.microsoft.com/office/word/2016/wordml/cid" xmlns:w16="http://schemas.microsoft.com/office/word/2018/wordml" xmlns:w16sdtdh="http://schemas.microsoft.com/office/word/2020/wordml/sdtdatahash" xmlns:w16se="http://schemas.microsoft.com/office/word/2015/wordml/symex" xmlns:wpg="http://schemas.microsoft.com/office/word/2010/wordprocessingGroup" xmlns:wpi="http://schemas.microsoft.com/office/word/2010/wordprocessingInk" xmlns:wne="http://schemas.microsoft.com/office/word/2006/wordml" xmlns:wps="http://schemas.microsoft.com/office/word/2010/wordprocessingShape" mc:Ignorable="w14 w15 w16se w16cid w16 w16cex w16sdtdh wp14">
   <w:tbl>
     <w:tblPr>
       <w:tblStyle w:val="a7"/>
@@ -2873,7 +2540,7 @@
 </file>
 
 <file path=word/footnotes.xml><?xml version="1.0" encoding="utf-8"?>
-<w:footnotes xmlns:wpc="http://schemas.microsoft.com/office/word/2010/wordprocessingCanvas" xmlns:cx="http://schemas.microsoft.com/office/drawing/2014/chartex" xmlns:cx1="http://schemas.microsoft.com/office/drawing/2015/9/8/chartex" xmlns:cx2="http://schemas.microsoft.com/office/drawing/2015/10/21/chartex" xmlns:cx3="http://schemas.microsoft.com/office/drawing/2016/5/9/chartex" xmlns:cx4="http://schemas.microsoft.com/office/drawing/2016/5/10/chartex" xmlns:cx5="http://schemas.microsoft.com/office/drawing/2016/5/11/chartex" xmlns:cx6="http://schemas.microsoft.com/office/drawing/2016/5/12/chartex" xmlns:cx7="http://schemas.microsoft.com/office/drawing/2016/5/13/chartex" xmlns:cx8="http://schemas.microsoft.com/office/drawing/2016/5/14/chartex" xmlns:mc="http://schemas.openxmlformats.org/markup-compatibility/2006" xmlns:aink="http://schemas.microsoft.com/office/drawing/2016/ink" xmlns:am3d="http://schemas.microsoft.com/office/drawing/2017/model3d" xmlns:o="urn:schemas-microsoft-com:office:office" xmlns:oel="http://schemas.microsoft.com/office/2019/extlst" xmlns:r="http://schemas.openxmlformats.org/officeDocument/2006/relationships" xmlns:m="http://schemas.openxmlformats.org/officeDocument/2006/math" xmlns:v="urn:schemas-microsoft-com:vml" xmlns:wp14="http://schemas.microsoft.com/office/word/2010/wordprocessingDrawing" xmlns:wp="http://schemas.openxmlformats.org/drawingml/2006/wordprocessingDrawing" xmlns:w10="urn:schemas-microsoft-com:office:word" xmlns:w="http://schemas.openxmlformats.org/wordprocessingml/2006/main" xmlns:w14="http://schemas.microsoft.com/office/word/2010/wordml" xmlns:w15="http://schemas.microsoft.com/office/word/2012/wordml" xmlns:w16cex="http://schemas.microsoft.com/office/word/2018/wordml/cex" xmlns:w16cid="http://schemas.microsoft.com/office/word/2016/wordml/cid" xmlns:w16="http://schemas.microsoft.com/office/word/2018/wordml" xmlns:w16du="http://schemas.microsoft.com/office/word/2023/wordml/word16du" xmlns:w16sdtdh="http://schemas.microsoft.com/office/word/2020/wordml/sdtdatahash" xmlns:w16sdtfl="http://schemas.microsoft.com/office/word/2024/wordml/sdtformatlock" xmlns:w16se="http://schemas.microsoft.com/office/word/2015/wordml/symex" xmlns:wpg="http://schemas.microsoft.com/office/word/2010/wordprocessingGroup" xmlns:wpi="http://schemas.microsoft.com/office/word/2010/wordprocessingInk" xmlns:wne="http://schemas.microsoft.com/office/word/2006/wordml" xmlns:wps="http://schemas.microsoft.com/office/word/2010/wordprocessingShape" mc:Ignorable="w14 w15 w16se w16cid w16 w16cex w16sdtdh w16sdtfl w16du wp14">
+<w:footnotes xmlns:wpc="http://schemas.microsoft.com/office/word/2010/wordprocessingCanvas" xmlns:cx="http://schemas.microsoft.com/office/drawing/2014/chartex" xmlns:cx1="http://schemas.microsoft.com/office/drawing/2015/9/8/chartex" xmlns:cx2="http://schemas.microsoft.com/office/drawing/2015/10/21/chartex" xmlns:cx3="http://schemas.microsoft.com/office/drawing/2016/5/9/chartex" xmlns:cx4="http://schemas.microsoft.com/office/drawing/2016/5/10/chartex" xmlns:cx5="http://schemas.microsoft.com/office/drawing/2016/5/11/chartex" xmlns:cx6="http://schemas.microsoft.com/office/drawing/2016/5/12/chartex" xmlns:cx7="http://schemas.microsoft.com/office/drawing/2016/5/13/chartex" xmlns:cx8="http://schemas.microsoft.com/office/drawing/2016/5/14/chartex" xmlns:mc="http://schemas.openxmlformats.org/markup-compatibility/2006" xmlns:aink="http://schemas.microsoft.com/office/drawing/2016/ink" xmlns:am3d="http://schemas.microsoft.com/office/drawing/2017/model3d" xmlns:o="urn:schemas-microsoft-com:office:office" xmlns:oel="http://schemas.microsoft.com/office/2019/extlst" xmlns:r="http://schemas.openxmlformats.org/officeDocument/2006/relationships" xmlns:m="http://schemas.openxmlformats.org/officeDocument/2006/math" xmlns:v="urn:schemas-microsoft-com:vml" xmlns:wp14="http://schemas.microsoft.com/office/word/2010/wordprocessingDrawing" xmlns:wp="http://schemas.openxmlformats.org/drawingml/2006/wordprocessingDrawing" xmlns:w10="urn:schemas-microsoft-com:office:word" xmlns:w="http://schemas.openxmlformats.org/wordprocessingml/2006/main" xmlns:w14="http://schemas.microsoft.com/office/word/2010/wordml" xmlns:w15="http://schemas.microsoft.com/office/word/2012/wordml" xmlns:w16cex="http://schemas.microsoft.com/office/word/2018/wordml/cex" xmlns:w16cid="http://schemas.microsoft.com/office/word/2016/wordml/cid" xmlns:w16="http://schemas.microsoft.com/office/word/2018/wordml" xmlns:w16sdtdh="http://schemas.microsoft.com/office/word/2020/wordml/sdtdatahash" xmlns:w16se="http://schemas.microsoft.com/office/word/2015/wordml/symex" xmlns:wpg="http://schemas.microsoft.com/office/word/2010/wordprocessingGroup" xmlns:wpi="http://schemas.microsoft.com/office/word/2010/wordprocessingInk" xmlns:wne="http://schemas.microsoft.com/office/word/2006/wordml" xmlns:wps="http://schemas.microsoft.com/office/word/2010/wordprocessingShape" mc:Ignorable="w14 w15 w16se w16cid w16 w16cex w16sdtdh wp14">
   <w:footnote w:type="separator" w:id="-1">
     <w:p>
       <w:pPr>
@@ -2898,7 +2565,7 @@
 </file>
 
 <file path=word/header1.xml><?xml version="1.0" encoding="utf-8"?>
-<w:hdr xmlns:wpc="http://schemas.microsoft.com/office/word/2010/wordprocessingCanvas" xmlns:cx="http://schemas.microsoft.com/office/drawing/2014/chartex" xmlns:cx1="http://schemas.microsoft.com/office/drawing/2015/9/8/chartex" xmlns:cx2="http://schemas.microsoft.com/office/drawing/2015/10/21/chartex" xmlns:cx3="http://schemas.microsoft.com/office/drawing/2016/5/9/chartex" xmlns:cx4="http://schemas.microsoft.com/office/drawing/2016/5/10/chartex" xmlns:cx5="http://schemas.microsoft.com/office/drawing/2016/5/11/chartex" xmlns:cx6="http://schemas.microsoft.com/office/drawing/2016/5/12/chartex" xmlns:cx7="http://schemas.microsoft.com/office/drawing/2016/5/13/chartex" xmlns:cx8="http://schemas.microsoft.com/office/drawing/2016/5/14/chartex" xmlns:mc="http://schemas.openxmlformats.org/markup-compatibility/2006" xmlns:aink="http://schemas.microsoft.com/office/drawing/2016/ink" xmlns:am3d="http://schemas.microsoft.com/office/drawing/2017/model3d" xmlns:o="urn:schemas-microsoft-com:office:office" xmlns:oel="http://schemas.microsoft.com/office/2019/extlst" xmlns:r="http://schemas.openxmlformats.org/officeDocument/2006/relationships" xmlns:m="http://schemas.openxmlformats.org/officeDocument/2006/math" xmlns:v="urn:schemas-microsoft-com:vml" xmlns:wp14="http://schemas.microsoft.com/office/word/2010/wordprocessingDrawing" xmlns:wp="http://schemas.openxmlformats.org/drawingml/2006/wordprocessingDrawing" xmlns:w10="urn:schemas-microsoft-com:office:word" xmlns:w="http://schemas.openxmlformats.org/wordprocessingml/2006/main" xmlns:w14="http://schemas.microsoft.com/office/word/2010/wordml" xmlns:w15="http://schemas.microsoft.com/office/word/2012/wordml" xmlns:w16cex="http://schemas.microsoft.com/office/word/2018/wordml/cex" xmlns:w16cid="http://schemas.microsoft.com/office/word/2016/wordml/cid" xmlns:w16="http://schemas.microsoft.com/office/word/2018/wordml" xmlns:w16du="http://schemas.microsoft.com/office/word/2023/wordml/word16du" xmlns:w16sdtdh="http://schemas.microsoft.com/office/word/2020/wordml/sdtdatahash" xmlns:w16sdtfl="http://schemas.microsoft.com/office/word/2024/wordml/sdtformatlock" xmlns:w16se="http://schemas.microsoft.com/office/word/2015/wordml/symex" xmlns:wpg="http://schemas.microsoft.com/office/word/2010/wordprocessingGroup" xmlns:wpi="http://schemas.microsoft.com/office/word/2010/wordprocessingInk" xmlns:wne="http://schemas.microsoft.com/office/word/2006/wordml" xmlns:wps="http://schemas.microsoft.com/office/word/2010/wordprocessingShape" mc:Ignorable="w14 w15 w16se w16cid w16 w16cex w16sdtdh w16sdtfl w16du wp14">
+<w:hdr xmlns:wpc="http://schemas.microsoft.com/office/word/2010/wordprocessingCanvas" xmlns:cx="http://schemas.microsoft.com/office/drawing/2014/chartex" xmlns:cx1="http://schemas.microsoft.com/office/drawing/2015/9/8/chartex" xmlns:cx2="http://schemas.microsoft.com/office/drawing/2015/10/21/chartex" xmlns:cx3="http://schemas.microsoft.com/office/drawing/2016/5/9/chartex" xmlns:cx4="http://schemas.microsoft.com/office/drawing/2016/5/10/chartex" xmlns:cx5="http://schemas.microsoft.com/office/drawing/2016/5/11/chartex" xmlns:cx6="http://schemas.microsoft.com/office/drawing/2016/5/12/chartex" xmlns:cx7="http://schemas.microsoft.com/office/drawing/2016/5/13/chartex" xmlns:cx8="http://schemas.microsoft.com/office/drawing/2016/5/14/chartex" xmlns:mc="http://schemas.openxmlformats.org/markup-compatibility/2006" xmlns:aink="http://schemas.microsoft.com/office/drawing/2016/ink" xmlns:am3d="http://schemas.microsoft.com/office/drawing/2017/model3d" xmlns:o="urn:schemas-microsoft-com:office:office" xmlns:oel="http://schemas.microsoft.com/office/2019/extlst" xmlns:r="http://schemas.openxmlformats.org/officeDocument/2006/relationships" xmlns:m="http://schemas.openxmlformats.org/officeDocument/2006/math" xmlns:v="urn:schemas-microsoft-com:vml" xmlns:wp14="http://schemas.microsoft.com/office/word/2010/wordprocessingDrawing" xmlns:wp="http://schemas.openxmlformats.org/drawingml/2006/wordprocessingDrawing" xmlns:w10="urn:schemas-microsoft-com:office:word" xmlns:w="http://schemas.openxmlformats.org/wordprocessingml/2006/main" xmlns:w14="http://schemas.microsoft.com/office/word/2010/wordml" xmlns:w15="http://schemas.microsoft.com/office/word/2012/wordml" xmlns:w16cex="http://schemas.microsoft.com/office/word/2018/wordml/cex" xmlns:w16cid="http://schemas.microsoft.com/office/word/2016/wordml/cid" xmlns:w16="http://schemas.microsoft.com/office/word/2018/wordml" xmlns:w16sdtdh="http://schemas.microsoft.com/office/word/2020/wordml/sdtdatahash" xmlns:w16se="http://schemas.microsoft.com/office/word/2015/wordml/symex" xmlns:wpg="http://schemas.microsoft.com/office/word/2010/wordprocessingGroup" xmlns:wpi="http://schemas.microsoft.com/office/word/2010/wordprocessingInk" xmlns:wne="http://schemas.microsoft.com/office/word/2006/wordml" xmlns:wps="http://schemas.microsoft.com/office/word/2010/wordprocessingShape" mc:Ignorable="w14 w15 w16se w16cid w16 w16cex w16sdtdh wp14">
   <w:p>
     <w:pPr>
       <w:pBdr>
@@ -2922,7 +2589,7 @@
 </file>
 
 <file path=word/header2.xml><?xml version="1.0" encoding="utf-8"?>
-<w:hdr xmlns:wpc="http://schemas.microsoft.com/office/word/2010/wordprocessingCanvas" xmlns:cx="http://schemas.microsoft.com/office/drawing/2014/chartex" xmlns:cx1="http://schemas.microsoft.com/office/drawing/2015/9/8/chartex" xmlns:cx2="http://schemas.microsoft.com/office/drawing/2015/10/21/chartex" xmlns:cx3="http://schemas.microsoft.com/office/drawing/2016/5/9/chartex" xmlns:cx4="http://schemas.microsoft.com/office/drawing/2016/5/10/chartex" xmlns:cx5="http://schemas.microsoft.com/office/drawing/2016/5/11/chartex" xmlns:cx6="http://schemas.microsoft.com/office/drawing/2016/5/12/chartex" xmlns:cx7="http://schemas.microsoft.com/office/drawing/2016/5/13/chartex" xmlns:cx8="http://schemas.microsoft.com/office/drawing/2016/5/14/chartex" xmlns:mc="http://schemas.openxmlformats.org/markup-compatibility/2006" xmlns:aink="http://schemas.microsoft.com/office/drawing/2016/ink" xmlns:am3d="http://schemas.microsoft.com/office/drawing/2017/model3d" xmlns:o="urn:schemas-microsoft-com:office:office" xmlns:oel="http://schemas.microsoft.com/office/2019/extlst" xmlns:r="http://schemas.openxmlformats.org/officeDocument/2006/relationships" xmlns:m="http://schemas.openxmlformats.org/officeDocument/2006/math" xmlns:v="urn:schemas-microsoft-com:vml" xmlns:wp14="http://schemas.microsoft.com/office/word/2010/wordprocessingDrawing" xmlns:wp="http://schemas.openxmlformats.org/drawingml/2006/wordprocessingDrawing" xmlns:w10="urn:schemas-microsoft-com:office:word" xmlns:w="http://schemas.openxmlformats.org/wordprocessingml/2006/main" xmlns:w14="http://schemas.microsoft.com/office/word/2010/wordml" xmlns:w15="http://schemas.microsoft.com/office/word/2012/wordml" xmlns:w16cex="http://schemas.microsoft.com/office/word/2018/wordml/cex" xmlns:w16cid="http://schemas.microsoft.com/office/word/2016/wordml/cid" xmlns:w16="http://schemas.microsoft.com/office/word/2018/wordml" xmlns:w16du="http://schemas.microsoft.com/office/word/2023/wordml/word16du" xmlns:w16sdtdh="http://schemas.microsoft.com/office/word/2020/wordml/sdtdatahash" xmlns:w16sdtfl="http://schemas.microsoft.com/office/word/2024/wordml/sdtformatlock" xmlns:w16se="http://schemas.microsoft.com/office/word/2015/wordml/symex" xmlns:wpg="http://schemas.microsoft.com/office/word/2010/wordprocessingGroup" xmlns:wpi="http://schemas.microsoft.com/office/word/2010/wordprocessingInk" xmlns:wne="http://schemas.microsoft.com/office/word/2006/wordml" xmlns:wps="http://schemas.microsoft.com/office/word/2010/wordprocessingShape" mc:Ignorable="w14 w15 w16se w16cid w16 w16cex w16sdtdh w16sdtfl w16du wp14">
+<w:hdr xmlns:wpc="http://schemas.microsoft.com/office/word/2010/wordprocessingCanvas" xmlns:cx="http://schemas.microsoft.com/office/drawing/2014/chartex" xmlns:cx1="http://schemas.microsoft.com/office/drawing/2015/9/8/chartex" xmlns:cx2="http://schemas.microsoft.com/office/drawing/2015/10/21/chartex" xmlns:cx3="http://schemas.microsoft.com/office/drawing/2016/5/9/chartex" xmlns:cx4="http://schemas.microsoft.com/office/drawing/2016/5/10/chartex" xmlns:cx5="http://schemas.microsoft.com/office/drawing/2016/5/11/chartex" xmlns:cx6="http://schemas.microsoft.com/office/drawing/2016/5/12/chartex" xmlns:cx7="http://schemas.microsoft.com/office/drawing/2016/5/13/chartex" xmlns:cx8="http://schemas.microsoft.com/office/drawing/2016/5/14/chartex" xmlns:mc="http://schemas.openxmlformats.org/markup-compatibility/2006" xmlns:aink="http://schemas.microsoft.com/office/drawing/2016/ink" xmlns:am3d="http://schemas.microsoft.com/office/drawing/2017/model3d" xmlns:o="urn:schemas-microsoft-com:office:office" xmlns:oel="http://schemas.microsoft.com/office/2019/extlst" xmlns:r="http://schemas.openxmlformats.org/officeDocument/2006/relationships" xmlns:m="http://schemas.openxmlformats.org/officeDocument/2006/math" xmlns:v="urn:schemas-microsoft-com:vml" xmlns:wp14="http://schemas.microsoft.com/office/word/2010/wordprocessingDrawing" xmlns:wp="http://schemas.openxmlformats.org/drawingml/2006/wordprocessingDrawing" xmlns:w10="urn:schemas-microsoft-com:office:word" xmlns:w="http://schemas.openxmlformats.org/wordprocessingml/2006/main" xmlns:w14="http://schemas.microsoft.com/office/word/2010/wordml" xmlns:w15="http://schemas.microsoft.com/office/word/2012/wordml" xmlns:w16cex="http://schemas.microsoft.com/office/word/2018/wordml/cex" xmlns:w16cid="http://schemas.microsoft.com/office/word/2016/wordml/cid" xmlns:w16="http://schemas.microsoft.com/office/word/2018/wordml" xmlns:w16sdtdh="http://schemas.microsoft.com/office/word/2020/wordml/sdtdatahash" xmlns:w16se="http://schemas.microsoft.com/office/word/2015/wordml/symex" xmlns:wpg="http://schemas.microsoft.com/office/word/2010/wordprocessingGroup" xmlns:wpi="http://schemas.microsoft.com/office/word/2010/wordprocessingInk" xmlns:wne="http://schemas.microsoft.com/office/word/2006/wordml" xmlns:wps="http://schemas.microsoft.com/office/word/2010/wordprocessingShape" mc:Ignorable="w14 w15 w16se w16cid w16 w16cex w16sdtdh wp14">
   <w:p>
     <w:pPr>
       <w:pBdr>
@@ -3017,7 +2684,7 @@
 </file>
 
 <file path=word/header3.xml><?xml version="1.0" encoding="utf-8"?>
-<w:hdr xmlns:wpc="http://schemas.microsoft.com/office/word/2010/wordprocessingCanvas" xmlns:cx="http://schemas.microsoft.com/office/drawing/2014/chartex" xmlns:cx1="http://schemas.microsoft.com/office/drawing/2015/9/8/chartex" xmlns:cx2="http://schemas.microsoft.com/office/drawing/2015/10/21/chartex" xmlns:cx3="http://schemas.microsoft.com/office/drawing/2016/5/9/chartex" xmlns:cx4="http://schemas.microsoft.com/office/drawing/2016/5/10/chartex" xmlns:cx5="http://schemas.microsoft.com/office/drawing/2016/5/11/chartex" xmlns:cx6="http://schemas.microsoft.com/office/drawing/2016/5/12/chartex" xmlns:cx7="http://schemas.microsoft.com/office/drawing/2016/5/13/chartex" xmlns:cx8="http://schemas.microsoft.com/office/drawing/2016/5/14/chartex" xmlns:mc="http://schemas.openxmlformats.org/markup-compatibility/2006" xmlns:aink="http://schemas.microsoft.com/office/drawing/2016/ink" xmlns:am3d="http://schemas.microsoft.com/office/drawing/2017/model3d" xmlns:o="urn:schemas-microsoft-com:office:office" xmlns:oel="http://schemas.microsoft.com/office/2019/extlst" xmlns:r="http://schemas.openxmlformats.org/officeDocument/2006/relationships" xmlns:m="http://schemas.openxmlformats.org/officeDocument/2006/math" xmlns:v="urn:schemas-microsoft-com:vml" xmlns:wp14="http://schemas.microsoft.com/office/word/2010/wordprocessingDrawing" xmlns:wp="http://schemas.openxmlformats.org/drawingml/2006/wordprocessingDrawing" xmlns:w10="urn:schemas-microsoft-com:office:word" xmlns:w="http://schemas.openxmlformats.org/wordprocessingml/2006/main" xmlns:w14="http://schemas.microsoft.com/office/word/2010/wordml" xmlns:w15="http://schemas.microsoft.com/office/word/2012/wordml" xmlns:w16cex="http://schemas.microsoft.com/office/word/2018/wordml/cex" xmlns:w16cid="http://schemas.microsoft.com/office/word/2016/wordml/cid" xmlns:w16="http://schemas.microsoft.com/office/word/2018/wordml" xmlns:w16du="http://schemas.microsoft.com/office/word/2023/wordml/word16du" xmlns:w16sdtdh="http://schemas.microsoft.com/office/word/2020/wordml/sdtdatahash" xmlns:w16sdtfl="http://schemas.microsoft.com/office/word/2024/wordml/sdtformatlock" xmlns:w16se="http://schemas.microsoft.com/office/word/2015/wordml/symex" xmlns:wpg="http://schemas.microsoft.com/office/word/2010/wordprocessingGroup" xmlns:wpi="http://schemas.microsoft.com/office/word/2010/wordprocessingInk" xmlns:wne="http://schemas.microsoft.com/office/word/2006/wordml" xmlns:wps="http://schemas.microsoft.com/office/word/2010/wordprocessingShape" mc:Ignorable="w14 w15 w16se w16cid w16 w16cex w16sdtdh w16sdtfl w16du wp14">
+<w:hdr xmlns:wpc="http://schemas.microsoft.com/office/word/2010/wordprocessingCanvas" xmlns:cx="http://schemas.microsoft.com/office/drawing/2014/chartex" xmlns:cx1="http://schemas.microsoft.com/office/drawing/2015/9/8/chartex" xmlns:cx2="http://schemas.microsoft.com/office/drawing/2015/10/21/chartex" xmlns:cx3="http://schemas.microsoft.com/office/drawing/2016/5/9/chartex" xmlns:cx4="http://schemas.microsoft.com/office/drawing/2016/5/10/chartex" xmlns:cx5="http://schemas.microsoft.com/office/drawing/2016/5/11/chartex" xmlns:cx6="http://schemas.microsoft.com/office/drawing/2016/5/12/chartex" xmlns:cx7="http://schemas.microsoft.com/office/drawing/2016/5/13/chartex" xmlns:cx8="http://schemas.microsoft.com/office/drawing/2016/5/14/chartex" xmlns:mc="http://schemas.openxmlformats.org/markup-compatibility/2006" xmlns:aink="http://schemas.microsoft.com/office/drawing/2016/ink" xmlns:am3d="http://schemas.microsoft.com/office/drawing/2017/model3d" xmlns:o="urn:schemas-microsoft-com:office:office" xmlns:oel="http://schemas.microsoft.com/office/2019/extlst" xmlns:r="http://schemas.openxmlformats.org/officeDocument/2006/relationships" xmlns:m="http://schemas.openxmlformats.org/officeDocument/2006/math" xmlns:v="urn:schemas-microsoft-com:vml" xmlns:wp14="http://schemas.microsoft.com/office/word/2010/wordprocessingDrawing" xmlns:wp="http://schemas.openxmlformats.org/drawingml/2006/wordprocessingDrawing" xmlns:w10="urn:schemas-microsoft-com:office:word" xmlns:w="http://schemas.openxmlformats.org/wordprocessingml/2006/main" xmlns:w14="http://schemas.microsoft.com/office/word/2010/wordml" xmlns:w15="http://schemas.microsoft.com/office/word/2012/wordml" xmlns:w16cex="http://schemas.microsoft.com/office/word/2018/wordml/cex" xmlns:w16cid="http://schemas.microsoft.com/office/word/2016/wordml/cid" xmlns:w16="http://schemas.microsoft.com/office/word/2018/wordml" xmlns:w16sdtdh="http://schemas.microsoft.com/office/word/2020/wordml/sdtdatahash" xmlns:w16se="http://schemas.microsoft.com/office/word/2015/wordml/symex" xmlns:wpg="http://schemas.microsoft.com/office/word/2010/wordprocessingGroup" xmlns:wpi="http://schemas.microsoft.com/office/word/2010/wordprocessingInk" xmlns:wne="http://schemas.microsoft.com/office/word/2006/wordml" xmlns:wps="http://schemas.microsoft.com/office/word/2010/wordprocessingShape" mc:Ignorable="w14 w15 w16se w16cid w16 w16cex w16sdtdh wp14">
   <w:p>
     <w:pPr>
       <w:pBdr>
@@ -3090,7 +2757,7 @@
 </file>
 
 <file path=word/styles.xml><?xml version="1.0" encoding="utf-8"?>
-<w:styles xmlns:mc="http://schemas.openxmlformats.org/markup-compatibility/2006" xmlns:r="http://schemas.openxmlformats.org/officeDocument/2006/relationships" xmlns:w="http://schemas.openxmlformats.org/wordprocessingml/2006/main" xmlns:w14="http://schemas.microsoft.com/office/word/2010/wordml" xmlns:w15="http://schemas.microsoft.com/office/word/2012/wordml" xmlns:w16cex="http://schemas.microsoft.com/office/word/2018/wordml/cex" xmlns:w16cid="http://schemas.microsoft.com/office/word/2016/wordml/cid" xmlns:w16="http://schemas.microsoft.com/office/word/2018/wordml" xmlns:w16du="http://schemas.microsoft.com/office/word/2023/wordml/word16du" xmlns:w16sdtdh="http://schemas.microsoft.com/office/word/2020/wordml/sdtdatahash" xmlns:w16sdtfl="http://schemas.microsoft.com/office/word/2024/wordml/sdtformatlock" xmlns:w16se="http://schemas.microsoft.com/office/word/2015/wordml/symex" mc:Ignorable="w14 w15 w16se w16cid w16 w16cex w16sdtdh w16sdtfl w16du">
+<w:styles xmlns:mc="http://schemas.openxmlformats.org/markup-compatibility/2006" xmlns:r="http://schemas.openxmlformats.org/officeDocument/2006/relationships" xmlns:w="http://schemas.openxmlformats.org/wordprocessingml/2006/main" xmlns:w14="http://schemas.microsoft.com/office/word/2010/wordml" xmlns:w15="http://schemas.microsoft.com/office/word/2012/wordml" xmlns:w16cex="http://schemas.microsoft.com/office/word/2018/wordml/cex" xmlns:w16cid="http://schemas.microsoft.com/office/word/2016/wordml/cid" xmlns:w16="http://schemas.microsoft.com/office/word/2018/wordml" xmlns:w16sdtdh="http://schemas.microsoft.com/office/word/2020/wordml/sdtdatahash" xmlns:w16se="http://schemas.microsoft.com/office/word/2015/wordml/symex" mc:Ignorable="w14 w15 w16se w16cid w16 w16cex w16sdtdh">
   <w:docDefaults>
     <w:rPrDefault>
       <w:rPr>

--- a/AStA Rechnung Vorlage intern.docx
+++ b/AStA Rechnung Vorlage intern.docx
@@ -77,7 +77,17 @@
                                 <w:szCs w:val="18"/>
                                 <w:u w:val="single"/>
                               </w:rPr>
-                              <w:t xml:space="preserve"> 1 – 73430</w:t>
+                              <w:t xml:space="preserve"> 1 – </w:t>
+                            </w:r>
+                            <w:proofErr w:type="gramStart"/>
+                            <w:r>
+                              <w:rPr>
+                                <w:color w:val="808080"/>
+                                <w:sz w:val="18"/>
+                                <w:szCs w:val="18"/>
+                                <w:u w:val="single"/>
+                              </w:rPr>
+                              <w:t>73430</w:t>
                             </w:r>
                             <w:r>
                               <w:rPr>
@@ -97,6 +107,7 @@
                               </w:rPr>
                               <w:t xml:space="preserve"> Aalen</w:t>
                             </w:r>
+                            <w:proofErr w:type="gramEnd"/>
                           </w:p>
                         </w:txbxContent>
                       </wps:txbx>
@@ -115,7 +126,7 @@
               </wp:anchor>
             </w:drawing>
           </mc:Choice>
-          <mc:Fallback xmlns:w16sdtfl="http://schemas.microsoft.com/office/word/2024/wordml/sdtformatlock" xmlns:w16du="http://schemas.microsoft.com/office/word/2023/wordml/word16du">
+          <mc:Fallback xmlns:w16du="http://schemas.microsoft.com/office/word/2023/wordml/word16du" xmlns:w16sdtfl="http://schemas.microsoft.com/office/word/2024/wordml/sdtformatlock">
             <w:pict>
               <v:shapetype w14:anchorId="1B1D37A8" id="_x0000_t202" coordsize="21600,21600" o:spt="202" path="m,l,21600r21600,l21600,xe">
                 <v:stroke joinstyle="miter"/>
@@ -246,98 +257,27 @@
                               <w:rPr>
                                 <w:color w:val="000000"/>
                               </w:rPr>
-                              <w:t>{% if zweite_Adresszeile %}</w:t>
+                              <w:t>{{</w:t>
+                            </w:r>
+                            <w:proofErr w:type="spellStart"/>
+                            <w:r>
+                              <w:rPr>
+                                <w:color w:val="000000"/>
+                              </w:rPr>
+                              <w:t>AdresseBlock</w:t>
+                            </w:r>
+                            <w:proofErr w:type="spellEnd"/>
+                            <w:r>
+                              <w:rPr>
+                                <w:color w:val="000000"/>
+                              </w:rPr>
+                              <w:t>}}</w:t>
                             </w:r>
                             <w:r>
                               <w:rPr>
                                 <w:color w:val="000000"/>
                               </w:rPr>
                               <w:br/>
-                              <w:t>{{Verfasste_Studierendenschaft}}</w:t>
-                            </w:r>
-                            <w:r>
-                              <w:rPr>
-                                <w:color w:val="000000"/>
-                              </w:rPr>
-                              <w:br/>
-                              <w:t>{{Fachschaft}}</w:t>
-                            </w:r>
-                            <w:r>
-                              <w:rPr>
-                                <w:color w:val="000000"/>
-                              </w:rPr>
-                              <w:br/>
-                              <w:t>{{Vorname}} {{Nachname}}</w:t>
-                            </w:r>
-                            <w:r>
-                              <w:rPr>
-                                <w:color w:val="000000"/>
-                              </w:rPr>
-                              <w:br/>
-                              <w:t>{{zweite_Adresszeile}}</w:t>
-                            </w:r>
-                            <w:r>
-                              <w:rPr>
-                                <w:color w:val="000000"/>
-                              </w:rPr>
-                              <w:br/>
-                              <w:t>{{Straße}} {{Hausnummer}}</w:t>
-                            </w:r>
-                            <w:r>
-                              <w:rPr>
-                                <w:color w:val="000000"/>
-                              </w:rPr>
-                              <w:br/>
-                              <w:t>{{PLZ}} {{Ort}}</w:t>
-                            </w:r>
-                            <w:r>
-                              <w:rPr>
-                                <w:color w:val="000000"/>
-                              </w:rPr>
-                              <w:br/>
-                              <w:t>{% else %}</w:t>
-                            </w:r>
-                            <w:r>
-                              <w:rPr>
-                                <w:color w:val="000000"/>
-                              </w:rPr>
-                              <w:br/>
-                              <w:t>{{Verfasste_Studierendenschaft}}</w:t>
-                            </w:r>
-                            <w:r>
-                              <w:rPr>
-                                <w:color w:val="000000"/>
-                              </w:rPr>
-                              <w:br/>
-                              <w:t>{{Fachschaft}}</w:t>
-                            </w:r>
-                            <w:r>
-                              <w:rPr>
-                                <w:color w:val="000000"/>
-                              </w:rPr>
-                              <w:br/>
-                              <w:t>{{Vorname}} {{Nachname}}</w:t>
-                            </w:r>
-                            <w:r>
-                              <w:rPr>
-                                <w:color w:val="000000"/>
-                              </w:rPr>
-                              <w:br/>
-                              <w:t>{{Straße}} {{Hausnummer}}</w:t>
-                            </w:r>
-                            <w:r>
-                              <w:rPr>
-                                <w:color w:val="000000"/>
-                              </w:rPr>
-                              <w:br/>
-                              <w:t>{{PLZ}} {{Ort}}</w:t>
-                            </w:r>
-                            <w:r>
-                              <w:rPr>
-                                <w:color w:val="000000"/>
-                              </w:rPr>
-                              <w:br/>
-                              <w:t>{% endif %}</w:t>
                             </w:r>
                           </w:p>
                           <w:p>
@@ -367,9 +307,13 @@
               </wp:anchor>
             </w:drawing>
           </mc:Choice>
-          <mc:Fallback xmlns:w16sdtfl="http://schemas.microsoft.com/office/word/2024/wordml/sdtformatlock" xmlns:w16du="http://schemas.microsoft.com/office/word/2023/wordml/word16du">
+          <mc:Fallback>
             <w:pict>
-              <v:shape w14:anchorId="2AC1987E" id="_x0000_s1027" type="#_x0000_t202" style="position:absolute;margin-left:0;margin-top:28.1pt;width:245.25pt;height:96pt;z-index:251659264;visibility:visible;mso-wrap-style:square;mso-width-percent:0;mso-height-percent:0;mso-wrap-distance-left:9pt;mso-wrap-distance-top:3.6pt;mso-wrap-distance-right:9pt;mso-wrap-distance-bottom:3.6pt;mso-position-horizontal:left;mso-position-horizontal-relative:margin;mso-position-vertical:absolute;mso-position-vertical-relative:text;mso-width-percent:0;mso-height-percent:0;mso-width-relative:margin;mso-height-relative:margin;v-text-anchor:top" o:gfxdata="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" filled="f" stroked="f">
+              <v:shapetype w14:anchorId="2AC1987E" id="_x0000_t202" coordsize="21600,21600" o:spt="202" path="m,l,21600r21600,l21600,xe">
+                <v:stroke joinstyle="miter"/>
+                <v:path gradientshapeok="t" o:connecttype="rect"/>
+              </v:shapetype>
+              <v:shape id="_x0000_s1027" type="#_x0000_t202" style="position:absolute;margin-left:0;margin-top:28.1pt;width:245.25pt;height:96pt;z-index:251659264;visibility:visible;mso-wrap-style:square;mso-width-percent:0;mso-height-percent:0;mso-wrap-distance-left:9pt;mso-wrap-distance-top:3.6pt;mso-wrap-distance-right:9pt;mso-wrap-distance-bottom:3.6pt;mso-position-horizontal:left;mso-position-horizontal-relative:margin;mso-position-vertical:absolute;mso-position-vertical-relative:text;mso-width-percent:0;mso-height-percent:0;mso-width-relative:margin;mso-height-relative:margin;v-text-anchor:top" o:gfxdata="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" filled="f" stroked="f">
                 <v:textbox>
                   <w:txbxContent>
                     <w:p>
@@ -382,41 +326,6 @@
                         <w:rPr>
                           <w:color w:val="000000"/>
                         </w:rPr>
-                        <w:t xml:space="preserve">{% </w:t>
-                      </w:r>
-                      <w:proofErr w:type="spellStart"/>
-                      <w:r>
-                        <w:rPr>
-                          <w:color w:val="000000"/>
-                        </w:rPr>
-                        <w:t>if</w:t>
-                      </w:r>
-                      <w:proofErr w:type="spellEnd"/>
-                      <w:r>
-                        <w:rPr>
-                          <w:color w:val="000000"/>
-                        </w:rPr>
-                        <w:t xml:space="preserve"> </w:t>
-                      </w:r>
-                      <w:proofErr w:type="spellStart"/>
-                      <w:r>
-                        <w:rPr>
-                          <w:color w:val="000000"/>
-                        </w:rPr>
-                        <w:t>zweite_Adresszeile</w:t>
-                      </w:r>
-                      <w:proofErr w:type="spellEnd"/>
-                      <w:r>
-                        <w:rPr>
-                          <w:color w:val="000000"/>
-                        </w:rPr>
-                        <w:t xml:space="preserve"> %}</w:t>
-                      </w:r>
-                      <w:r>
-                        <w:rPr>
-                          <w:color w:val="000000"/>
-                        </w:rPr>
-                        <w:br/>
                         <w:t>{{</w:t>
                       </w:r>
                       <w:proofErr w:type="spellStart"/>
@@ -424,7 +333,7 @@
                         <w:rPr>
                           <w:color w:val="000000"/>
                         </w:rPr>
-                        <w:t>Verfasste_Studierendenschaft</w:t>
+                        <w:t>AdresseBlock</w:t>
                       </w:r>
                       <w:proofErr w:type="spellEnd"/>
                       <w:r>
@@ -438,140 +347,6 @@
                           <w:color w:val="000000"/>
                         </w:rPr>
                         <w:br/>
-                        <w:t>{{Fachschaft}}</w:t>
-                      </w:r>
-                      <w:r>
-                        <w:rPr>
-                          <w:color w:val="000000"/>
-                        </w:rPr>
-                        <w:br/>
-                        <w:t>{{Vorname}} {{Nachname}}</w:t>
-                      </w:r>
-                      <w:r>
-                        <w:rPr>
-                          <w:color w:val="000000"/>
-                        </w:rPr>
-                        <w:br/>
-                        <w:t>{{</w:t>
-                      </w:r>
-                      <w:proofErr w:type="spellStart"/>
-                      <w:r>
-                        <w:rPr>
-                          <w:color w:val="000000"/>
-                        </w:rPr>
-                        <w:t>zweite_Adresszeile</w:t>
-                      </w:r>
-                      <w:proofErr w:type="spellEnd"/>
-                      <w:r>
-                        <w:rPr>
-                          <w:color w:val="000000"/>
-                        </w:rPr>
-                        <w:t>}}</w:t>
-                      </w:r>
-                      <w:r>
-                        <w:rPr>
-                          <w:color w:val="000000"/>
-                        </w:rPr>
-                        <w:br/>
-                        <w:t>{{Straße}} {{Hausnummer}}</w:t>
-                      </w:r>
-                      <w:r>
-                        <w:rPr>
-                          <w:color w:val="000000"/>
-                        </w:rPr>
-                        <w:br/>
-                        <w:t>{{PLZ}} {{Ort}}</w:t>
-                      </w:r>
-                      <w:r>
-                        <w:rPr>
-                          <w:color w:val="000000"/>
-                        </w:rPr>
-                        <w:br/>
-                        <w:t xml:space="preserve">{% </w:t>
-                      </w:r>
-                      <w:proofErr w:type="spellStart"/>
-                      <w:r>
-                        <w:rPr>
-                          <w:color w:val="000000"/>
-                        </w:rPr>
-                        <w:t>else</w:t>
-                      </w:r>
-                      <w:proofErr w:type="spellEnd"/>
-                      <w:r>
-                        <w:rPr>
-                          <w:color w:val="000000"/>
-                        </w:rPr>
-                        <w:t xml:space="preserve"> %}</w:t>
-                      </w:r>
-                      <w:r>
-                        <w:rPr>
-                          <w:color w:val="000000"/>
-                        </w:rPr>
-                        <w:br/>
-                        <w:t>{{</w:t>
-                      </w:r>
-                      <w:proofErr w:type="spellStart"/>
-                      <w:r>
-                        <w:rPr>
-                          <w:color w:val="000000"/>
-                        </w:rPr>
-                        <w:t>Verfasste_Studierendenschaft</w:t>
-                      </w:r>
-                      <w:proofErr w:type="spellEnd"/>
-                      <w:r>
-                        <w:rPr>
-                          <w:color w:val="000000"/>
-                        </w:rPr>
-                        <w:t>}}</w:t>
-                      </w:r>
-                      <w:r>
-                        <w:rPr>
-                          <w:color w:val="000000"/>
-                        </w:rPr>
-                        <w:br/>
-                        <w:t>{{Fachschaft}}</w:t>
-                      </w:r>
-                      <w:r>
-                        <w:rPr>
-                          <w:color w:val="000000"/>
-                        </w:rPr>
-                        <w:br/>
-                        <w:t>{{Vorname}} {{Nachname}}</w:t>
-                      </w:r>
-                      <w:r>
-                        <w:rPr>
-                          <w:color w:val="000000"/>
-                        </w:rPr>
-                        <w:br/>
-                        <w:t>{{Straße}} {{Hausnummer}}</w:t>
-                      </w:r>
-                      <w:r>
-                        <w:rPr>
-                          <w:color w:val="000000"/>
-                        </w:rPr>
-                        <w:br/>
-                        <w:t>{{PLZ}} {{Ort}}</w:t>
-                      </w:r>
-                      <w:r>
-                        <w:rPr>
-                          <w:color w:val="000000"/>
-                        </w:rPr>
-                        <w:br/>
-                        <w:t xml:space="preserve">{% </w:t>
-                      </w:r>
-                      <w:proofErr w:type="spellStart"/>
-                      <w:r>
-                        <w:rPr>
-                          <w:color w:val="000000"/>
-                        </w:rPr>
-                        <w:t>endif</w:t>
-                      </w:r>
-                      <w:proofErr w:type="spellEnd"/>
-                      <w:r>
-                        <w:rPr>
-                          <w:color w:val="000000"/>
-                        </w:rPr>
-                        <w:t xml:space="preserve"> %}</w:t>
                       </w:r>
                     </w:p>
                     <w:p>
@@ -648,12 +423,14 @@
                             <w:r>
                               <w:t>{{</w:t>
                             </w:r>
+                            <w:proofErr w:type="spellStart"/>
                             <w:r>
                               <w:t>Datum</w:t>
                             </w:r>
                             <w:r>
                               <w:t>Rech</w:t>
                             </w:r>
+                            <w:proofErr w:type="spellEnd"/>
                             <w:r>
                               <w:t>}}</w:t>
                             </w:r>
@@ -693,7 +470,7 @@
               </wp:anchor>
             </w:drawing>
           </mc:Choice>
-          <mc:Fallback xmlns:w16sdtfl="http://schemas.microsoft.com/office/word/2024/wordml/sdtformatlock" xmlns:w16du="http://schemas.microsoft.com/office/word/2023/wordml/word16du">
+          <mc:Fallback xmlns:w16du="http://schemas.microsoft.com/office/word/2023/wordml/word16du" xmlns:w16sdtfl="http://schemas.microsoft.com/office/word/2024/wordml/sdtformatlock">
             <w:pict>
               <v:shape w14:anchorId="6DF6ACDF" id="_x0000_s1028" type="#_x0000_t202" style="position:absolute;margin-left:168.55pt;margin-top:36.4pt;width:219.75pt;height:36pt;z-index:251661312;visibility:visible;mso-wrap-style:square;mso-width-percent:0;mso-height-percent:0;mso-wrap-distance-left:9pt;mso-wrap-distance-top:3.6pt;mso-wrap-distance-right:9pt;mso-wrap-distance-bottom:3.6pt;mso-position-horizontal:right;mso-position-horizontal-relative:margin;mso-position-vertical:absolute;mso-position-vertical-relative:text;mso-width-percent:0;mso-height-percent:0;mso-width-relative:margin;mso-height-relative:margin;v-text-anchor:top" o:gfxdata="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" filled="f" stroked="f">
                 <v:textbox>
@@ -1087,12 +864,14 @@
             <w:r>
               <w:t>{{</w:t>
             </w:r>
+            <w:proofErr w:type="spellStart"/>
             <w:r>
               <w:t>Ge</w:t>
             </w:r>
             <w:r>
               <w:t>tr</w:t>
             </w:r>
+            <w:proofErr w:type="spellEnd"/>
             <w:r>
               <w:t>}}</w:t>
             </w:r>
@@ -1163,9 +942,11 @@
             <w:r>
               <w:t>{{</w:t>
             </w:r>
+            <w:proofErr w:type="spellStart"/>
             <w:r>
               <w:t>Reig</w:t>
             </w:r>
+            <w:proofErr w:type="spellEnd"/>
             <w:r>
               <w:t>}}</w:t>
             </w:r>
@@ -1227,9 +1008,11 @@
             <w:r>
               <w:t>{{</w:t>
             </w:r>
+            <w:proofErr w:type="spellStart"/>
             <w:r>
               <w:t>GBr</w:t>
             </w:r>
+            <w:proofErr w:type="spellEnd"/>
             <w:r>
               <w:t>}}</w:t>
             </w:r>
@@ -1570,7 +1353,15 @@
     <w:p/>
     <w:p>
       <w:r>
-        <w:t>{{GetraenkeTabelle}}</w:t>
+        <w:t>{{</w:t>
+      </w:r>
+      <w:proofErr w:type="spellStart"/>
+      <w:r>
+        <w:t>GetraenkeTabelle</w:t>
+      </w:r>
+      <w:proofErr w:type="spellEnd"/>
+      <w:r>
+        <w:t>}}</w:t>
       </w:r>
     </w:p>
     <w:sectPr>

--- a/AStA Rechnung Vorlage intern.docx
+++ b/AStA Rechnung Vorlage intern.docx
@@ -77,17 +77,7 @@
                                 <w:szCs w:val="18"/>
                                 <w:u w:val="single"/>
                               </w:rPr>
-                              <w:t xml:space="preserve"> 1 – </w:t>
-                            </w:r>
-                            <w:proofErr w:type="gramStart"/>
-                            <w:r>
-                              <w:rPr>
-                                <w:color w:val="808080"/>
-                                <w:sz w:val="18"/>
-                                <w:szCs w:val="18"/>
-                                <w:u w:val="single"/>
-                              </w:rPr>
-                              <w:t>73430</w:t>
+                              <w:t xml:space="preserve"> 1 – 73430</w:t>
                             </w:r>
                             <w:r>
                               <w:rPr>
@@ -107,7 +97,6 @@
                               </w:rPr>
                               <w:t xml:space="preserve"> Aalen</w:t>
                             </w:r>
-                            <w:proofErr w:type="gramEnd"/>
                           </w:p>
                         </w:txbxContent>
                       </wps:txbx>
@@ -126,7 +115,7 @@
               </wp:anchor>
             </w:drawing>
           </mc:Choice>
-          <mc:Fallback xmlns:w16du="http://schemas.microsoft.com/office/word/2023/wordml/word16du" xmlns:w16sdtfl="http://schemas.microsoft.com/office/word/2024/wordml/sdtformatlock">
+          <mc:Fallback xmlns:w16sdtfl="http://schemas.microsoft.com/office/word/2024/wordml/sdtformatlock" xmlns:w16du="http://schemas.microsoft.com/office/word/2023/wordml/word16du">
             <w:pict>
               <v:shapetype w14:anchorId="1B1D37A8" id="_x0000_t202" coordsize="21600,21600" o:spt="202" path="m,l,21600r21600,l21600,xe">
                 <v:stroke joinstyle="miter"/>
@@ -257,21 +246,7 @@
                               <w:rPr>
                                 <w:color w:val="000000"/>
                               </w:rPr>
-                              <w:t>{{</w:t>
-                            </w:r>
-                            <w:proofErr w:type="spellStart"/>
-                            <w:r>
-                              <w:rPr>
-                                <w:color w:val="000000"/>
-                              </w:rPr>
-                              <w:t>AdresseBlock</w:t>
-                            </w:r>
-                            <w:proofErr w:type="spellEnd"/>
-                            <w:r>
-                              <w:rPr>
-                                <w:color w:val="000000"/>
-                              </w:rPr>
-                              <w:t>}}</w:t>
+                              <w:t>{{AdresseBlock}}</w:t>
                             </w:r>
                             <w:r>
                               <w:rPr>
@@ -423,19 +398,22 @@
                             <w:r>
                               <w:t>{{</w:t>
                             </w:r>
-                            <w:proofErr w:type="spellStart"/>
                             <w:r>
                               <w:t>Datum</w:t>
                             </w:r>
                             <w:r>
                               <w:t>Rech</w:t>
                             </w:r>
-                            <w:proofErr w:type="spellEnd"/>
                             <w:r>
                               <w:t>}}</w:t>
                             </w:r>
                             <w:r>
                               <w:br/>
+                            </w:r>
+                            <w:r>
+                              <w:t xml:space="preserve"> </w:t>
+                            </w:r>
+                            <w:r>
                               <w:t xml:space="preserve">Rechnungsnummer: </w:t>
                             </w:r>
                             <w:r>
@@ -470,9 +448,13 @@
               </wp:anchor>
             </w:drawing>
           </mc:Choice>
-          <mc:Fallback xmlns:w16du="http://schemas.microsoft.com/office/word/2023/wordml/word16du" xmlns:w16sdtfl="http://schemas.microsoft.com/office/word/2024/wordml/sdtformatlock">
+          <mc:Fallback>
             <w:pict>
-              <v:shape w14:anchorId="6DF6ACDF" id="_x0000_s1028" type="#_x0000_t202" style="position:absolute;margin-left:168.55pt;margin-top:36.4pt;width:219.75pt;height:36pt;z-index:251661312;visibility:visible;mso-wrap-style:square;mso-width-percent:0;mso-height-percent:0;mso-wrap-distance-left:9pt;mso-wrap-distance-top:3.6pt;mso-wrap-distance-right:9pt;mso-wrap-distance-bottom:3.6pt;mso-position-horizontal:right;mso-position-horizontal-relative:margin;mso-position-vertical:absolute;mso-position-vertical-relative:text;mso-width-percent:0;mso-height-percent:0;mso-width-relative:margin;mso-height-relative:margin;v-text-anchor:top" o:gfxdata="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" filled="f" stroked="f">
+              <v:shapetype w14:anchorId="6DF6ACDF" id="_x0000_t202" coordsize="21600,21600" o:spt="202" path="m,l,21600r21600,l21600,xe">
+                <v:stroke joinstyle="miter"/>
+                <v:path gradientshapeok="t" o:connecttype="rect"/>
+              </v:shapetype>
+              <v:shape id="_x0000_s1028" type="#_x0000_t202" style="position:absolute;margin-left:168.55pt;margin-top:36.4pt;width:219.75pt;height:36pt;z-index:251661312;visibility:visible;mso-wrap-style:square;mso-width-percent:0;mso-height-percent:0;mso-wrap-distance-left:9pt;mso-wrap-distance-top:3.6pt;mso-wrap-distance-right:9pt;mso-wrap-distance-bottom:3.6pt;mso-position-horizontal:right;mso-position-horizontal-relative:margin;mso-position-vertical:absolute;mso-position-vertical-relative:text;mso-width-percent:0;mso-height-percent:0;mso-width-relative:margin;mso-height-relative:margin;v-text-anchor:top" o:gfxdata="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" filled="f" stroked="f">
                 <v:textbox>
                   <w:txbxContent>
                     <w:p>
@@ -485,19 +467,22 @@
                       <w:r>
                         <w:t>{{</w:t>
                       </w:r>
-                      <w:proofErr w:type="spellStart"/>
                       <w:r>
                         <w:t>Datum</w:t>
                       </w:r>
                       <w:r>
                         <w:t>Rech</w:t>
                       </w:r>
-                      <w:proofErr w:type="spellEnd"/>
                       <w:r>
                         <w:t>}}</w:t>
                       </w:r>
                       <w:r>
                         <w:br/>
+                      </w:r>
+                      <w:r>
+                        <w:t xml:space="preserve"> </w:t>
+                      </w:r>
+                      <w:r>
                         <w:t xml:space="preserve">Rechnungsnummer: </w:t>
                       </w:r>
                       <w:r>
@@ -864,14 +849,12 @@
             <w:r>
               <w:t>{{</w:t>
             </w:r>
-            <w:proofErr w:type="spellStart"/>
             <w:r>
               <w:t>Ge</w:t>
             </w:r>
             <w:r>
               <w:t>tr</w:t>
             </w:r>
-            <w:proofErr w:type="spellEnd"/>
             <w:r>
               <w:t>}}</w:t>
             </w:r>
@@ -942,11 +925,9 @@
             <w:r>
               <w:t>{{</w:t>
             </w:r>
-            <w:proofErr w:type="spellStart"/>
             <w:r>
               <w:t>Reig</w:t>
             </w:r>
-            <w:proofErr w:type="spellEnd"/>
             <w:r>
               <w:t>}}</w:t>
             </w:r>
@@ -1008,11 +989,9 @@
             <w:r>
               <w:t>{{</w:t>
             </w:r>
-            <w:proofErr w:type="spellStart"/>
             <w:r>
               <w:t>GBr</w:t>
             </w:r>
-            <w:proofErr w:type="spellEnd"/>
             <w:r>
               <w:t>}}</w:t>
             </w:r>
@@ -1353,15 +1332,7 @@
     <w:p/>
     <w:p>
       <w:r>
-        <w:t>{{</w:t>
-      </w:r>
-      <w:proofErr w:type="spellStart"/>
-      <w:r>
-        <w:t>GetraenkeTabelle</w:t>
-      </w:r>
-      <w:proofErr w:type="spellEnd"/>
-      <w:r>
-        <w:t>}}</w:t>
+        <w:t>{{GetraenkeTabelle}}</w:t>
       </w:r>
     </w:p>
     <w:sectPr>
@@ -2219,7 +2190,7 @@
               <w:sz w:val="16"/>
               <w:szCs w:val="16"/>
             </w:rPr>
-            <w:t>{{</w:t>
+            <w:t>__</w:t>
           </w:r>
           <w:r>
             <w:rPr>
@@ -2237,7 +2208,7 @@
               <w:sz w:val="16"/>
               <w:szCs w:val="16"/>
             </w:rPr>
-            <w:t>}}</w:t>
+            <w:t>__</w:t>
           </w:r>
         </w:p>
       </w:tc>

--- a/AStA Rechnung Vorlage intern.docx
+++ b/AStA Rechnung Vorlage intern.docx
@@ -10,7 +10,7 @@
         <mc:AlternateContent>
           <mc:Choice Requires="wps">
             <w:drawing>
-              <wp:anchor distT="45720" distB="45720" distL="114300" distR="114300" simplePos="0" relativeHeight="251663360" behindDoc="0" locked="0" layoutInCell="1" allowOverlap="1" wp14:anchorId="1B1D37A8" wp14:editId="366762AB">
+              <wp:anchor distT="45720" distB="45720" distL="114300" distR="114300" simplePos="0" relativeHeight="251663360" behindDoc="0" locked="0" layoutInCell="1" allowOverlap="1" wp14:anchorId="1B1D37A8" wp14:editId="1423237C">
                 <wp:simplePos x="0" y="0"/>
                 <wp:positionH relativeFrom="margin">
                   <wp:align>left</wp:align>
@@ -77,7 +77,17 @@
                                 <w:szCs w:val="18"/>
                                 <w:u w:val="single"/>
                               </w:rPr>
-                              <w:t xml:space="preserve"> 1 – 73430</w:t>
+                              <w:t xml:space="preserve"> 1 – </w:t>
+                            </w:r>
+                            <w:proofErr w:type="gramStart"/>
+                            <w:r>
+                              <w:rPr>
+                                <w:color w:val="808080"/>
+                                <w:sz w:val="18"/>
+                                <w:szCs w:val="18"/>
+                                <w:u w:val="single"/>
+                              </w:rPr>
+                              <w:t>73430</w:t>
                             </w:r>
                             <w:r>
                               <w:rPr>
@@ -97,6 +107,7 @@
                               </w:rPr>
                               <w:t xml:space="preserve"> Aalen</w:t>
                             </w:r>
+                            <w:proofErr w:type="gramEnd"/>
                           </w:p>
                         </w:txbxContent>
                       </wps:txbx>
@@ -115,7 +126,7 @@
               </wp:anchor>
             </w:drawing>
           </mc:Choice>
-          <mc:Fallback xmlns:w16sdtfl="http://schemas.microsoft.com/office/word/2024/wordml/sdtformatlock" xmlns:w16du="http://schemas.microsoft.com/office/word/2023/wordml/word16du">
+          <mc:Fallback>
             <w:pict>
               <v:shapetype w14:anchorId="1B1D37A8" id="_x0000_t202" coordsize="21600,21600" o:spt="202" path="m,l,21600r21600,l21600,xe">
                 <v:stroke joinstyle="miter"/>
@@ -190,329 +201,110 @@
           </mc:Fallback>
         </mc:AlternateContent>
       </w:r>
-      <w:r>
-        <w:rPr>
-          <w:noProof/>
-        </w:rPr>
-        <mc:AlternateContent>
-          <mc:Choice Requires="wps">
-            <w:drawing>
-              <wp:anchor distT="45720" distB="45720" distL="114300" distR="114300" simplePos="0" relativeHeight="251659264" behindDoc="0" locked="0" layoutInCell="1" allowOverlap="1" wp14:anchorId="2AC1987E" wp14:editId="0FC4D5D3">
-                <wp:simplePos x="0" y="0"/>
-                <wp:positionH relativeFrom="margin">
-                  <wp:align>left</wp:align>
-                </wp:positionH>
-                <wp:positionV relativeFrom="paragraph">
-                  <wp:posOffset>356870</wp:posOffset>
-                </wp:positionV>
-                <wp:extent cx="3114675" cy="1219200"/>
-                <wp:effectExtent l="0" t="0" r="0" b="0"/>
-                <wp:wrapSquare wrapText="bothSides"/>
-                <wp:docPr id="217" name="Textfeld 2"/>
-                <wp:cNvGraphicFramePr>
-                  <a:graphicFrameLocks xmlns:a="http://schemas.openxmlformats.org/drawingml/2006/main"/>
-                </wp:cNvGraphicFramePr>
-                <a:graphic xmlns:a="http://schemas.openxmlformats.org/drawingml/2006/main">
-                  <a:graphicData uri="http://schemas.microsoft.com/office/word/2010/wordprocessingShape">
-                    <wps:wsp>
-                      <wps:cNvSpPr txBox="1">
-                        <a:spLocks noChangeArrowheads="1"/>
-                      </wps:cNvSpPr>
-                      <wps:spPr bwMode="auto">
-                        <a:xfrm>
-                          <a:off x="0" y="0"/>
-                          <a:ext cx="3114675" cy="1219200"/>
-                        </a:xfrm>
-                        <a:prstGeom prst="rect">
-                          <a:avLst/>
-                        </a:prstGeom>
-                        <a:noFill/>
-                        <a:ln w="9525">
-                          <a:noFill/>
-                          <a:miter lim="800000"/>
-                          <a:headEnd/>
-                          <a:tailEnd/>
-                        </a:ln>
-                      </wps:spPr>
-                      <wps:txbx>
-                        <w:txbxContent>
-                          <w:p>
-                            <w:pPr>
-                              <w:rPr>
-                                <w:color w:val="000000"/>
-                              </w:rPr>
-                            </w:pPr>
-                            <w:r>
-                              <w:rPr>
-                                <w:color w:val="000000"/>
-                              </w:rPr>
-                              <w:t>{{AdresseBlock}}</w:t>
-                            </w:r>
-                            <w:r>
-                              <w:rPr>
-                                <w:color w:val="000000"/>
-                              </w:rPr>
-                              <w:br/>
-                            </w:r>
-                          </w:p>
-                          <w:p>
-                            <w:pPr>
-                              <w:rPr>
-                                <w:color w:val="808080"/>
-                                <w:sz w:val="18"/>
-                                <w:szCs w:val="18"/>
-                                <w:u w:val="single"/>
-                              </w:rPr>
-                            </w:pPr>
-                          </w:p>
-                        </w:txbxContent>
-                      </wps:txbx>
-                      <wps:bodyPr rot="0" vert="horz" wrap="square" lIns="91440" tIns="45720" rIns="91440" bIns="45720" anchor="t" anchorCtr="0">
-                        <a:noAutofit/>
-                      </wps:bodyPr>
-                    </wps:wsp>
-                  </a:graphicData>
-                </a:graphic>
-                <wp14:sizeRelH relativeFrom="margin">
-                  <wp14:pctWidth>0</wp14:pctWidth>
-                </wp14:sizeRelH>
-                <wp14:sizeRelV relativeFrom="margin">
-                  <wp14:pctHeight>0</wp14:pctHeight>
-                </wp14:sizeRelV>
-              </wp:anchor>
-            </w:drawing>
-          </mc:Choice>
-          <mc:Fallback>
-            <w:pict>
-              <v:shapetype w14:anchorId="2AC1987E" id="_x0000_t202" coordsize="21600,21600" o:spt="202" path="m,l,21600r21600,l21600,xe">
-                <v:stroke joinstyle="miter"/>
-                <v:path gradientshapeok="t" o:connecttype="rect"/>
-              </v:shapetype>
-              <v:shape id="_x0000_s1027" type="#_x0000_t202" style="position:absolute;margin-left:0;margin-top:28.1pt;width:245.25pt;height:96pt;z-index:251659264;visibility:visible;mso-wrap-style:square;mso-width-percent:0;mso-height-percent:0;mso-wrap-distance-left:9pt;mso-wrap-distance-top:3.6pt;mso-wrap-distance-right:9pt;mso-wrap-distance-bottom:3.6pt;mso-position-horizontal:left;mso-position-horizontal-relative:margin;mso-position-vertical:absolute;mso-position-vertical-relative:text;mso-width-percent:0;mso-height-percent:0;mso-width-relative:margin;mso-height-relative:margin;v-text-anchor:top" o:gfxdata="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" filled="f" stroked="f">
-                <v:textbox>
-                  <w:txbxContent>
-                    <w:p>
-                      <w:pPr>
-                        <w:rPr>
-                          <w:color w:val="000000"/>
-                        </w:rPr>
-                      </w:pPr>
-                      <w:r>
-                        <w:rPr>
-                          <w:color w:val="000000"/>
-                        </w:rPr>
-                        <w:t>{{</w:t>
-                      </w:r>
-                      <w:proofErr w:type="spellStart"/>
-                      <w:r>
-                        <w:rPr>
-                          <w:color w:val="000000"/>
-                        </w:rPr>
-                        <w:t>AdresseBlock</w:t>
-                      </w:r>
-                      <w:proofErr w:type="spellEnd"/>
-                      <w:r>
-                        <w:rPr>
-                          <w:color w:val="000000"/>
-                        </w:rPr>
-                        <w:t>}}</w:t>
-                      </w:r>
-                      <w:r>
-                        <w:rPr>
-                          <w:color w:val="000000"/>
-                        </w:rPr>
-                        <w:br/>
-                      </w:r>
-                    </w:p>
-                    <w:p>
-                      <w:pPr>
-                        <w:rPr>
-                          <w:color w:val="808080"/>
-                          <w:sz w:val="18"/>
-                          <w:szCs w:val="18"/>
-                          <w:u w:val="single"/>
-                        </w:rPr>
-                      </w:pPr>
-                    </w:p>
-                  </w:txbxContent>
-                </v:textbox>
-                <w10:wrap type="square" anchorx="margin"/>
-              </v:shape>
-            </w:pict>
-          </mc:Fallback>
-        </mc:AlternateContent>
-      </w:r>
-      <w:r>
-        <w:rPr>
-          <w:noProof/>
-        </w:rPr>
-        <mc:AlternateContent>
-          <mc:Choice Requires="wps">
-            <w:drawing>
-              <wp:anchor distT="45720" distB="45720" distL="114300" distR="114300" simplePos="0" relativeHeight="251661312" behindDoc="0" locked="0" layoutInCell="1" allowOverlap="1" wp14:anchorId="6DF6ACDF" wp14:editId="4274B352">
-                <wp:simplePos x="0" y="0"/>
-                <wp:positionH relativeFrom="margin">
-                  <wp:align>right</wp:align>
-                </wp:positionH>
-                <wp:positionV relativeFrom="paragraph">
-                  <wp:posOffset>462280</wp:posOffset>
-                </wp:positionV>
-                <wp:extent cx="2790825" cy="457200"/>
-                <wp:effectExtent l="0" t="0" r="0" b="0"/>
-                <wp:wrapSquare wrapText="bothSides"/>
-                <wp:docPr id="151003039" name="Textfeld 2"/>
-                <wp:cNvGraphicFramePr>
-                  <a:graphicFrameLocks xmlns:a="http://schemas.openxmlformats.org/drawingml/2006/main"/>
-                </wp:cNvGraphicFramePr>
-                <a:graphic xmlns:a="http://schemas.openxmlformats.org/drawingml/2006/main">
-                  <a:graphicData uri="http://schemas.microsoft.com/office/word/2010/wordprocessingShape">
-                    <wps:wsp>
-                      <wps:cNvSpPr txBox="1">
-                        <a:spLocks noChangeArrowheads="1"/>
-                      </wps:cNvSpPr>
-                      <wps:spPr bwMode="auto">
-                        <a:xfrm>
-                          <a:off x="0" y="0"/>
-                          <a:ext cx="2790825" cy="457200"/>
-                        </a:xfrm>
-                        <a:prstGeom prst="rect">
-                          <a:avLst/>
-                        </a:prstGeom>
-                        <a:noFill/>
-                        <a:ln w="9525">
-                          <a:noFill/>
-                          <a:miter lim="800000"/>
-                          <a:headEnd/>
-                          <a:tailEnd/>
-                        </a:ln>
-                      </wps:spPr>
-                      <wps:txbx>
-                        <w:txbxContent>
-                          <w:p>
-                            <w:pPr>
-                              <w:jc w:val="right"/>
-                            </w:pPr>
-                            <w:r>
-                              <w:t xml:space="preserve">Datum: </w:t>
-                            </w:r>
-                            <w:r>
-                              <w:t>{{</w:t>
-                            </w:r>
-                            <w:r>
-                              <w:t>Datum</w:t>
-                            </w:r>
-                            <w:r>
-                              <w:t>Rech</w:t>
-                            </w:r>
-                            <w:r>
-                              <w:t>}}</w:t>
-                            </w:r>
-                            <w:r>
-                              <w:br/>
-                            </w:r>
-                            <w:r>
-                              <w:t xml:space="preserve"> </w:t>
-                            </w:r>
-                            <w:r>
-                              <w:t xml:space="preserve">Rechnungsnummer: </w:t>
-                            </w:r>
-                            <w:r>
-                              <w:t>{{</w:t>
-                            </w:r>
-                            <w:r>
-                              <w:t>Rechnungsnummer</w:t>
-                            </w:r>
-                            <w:r>
-                              <w:t>}}</w:t>
-                            </w:r>
-                          </w:p>
-                          <w:p>
-                            <w:pPr>
-                              <w:jc w:val="right"/>
-                            </w:pPr>
-                          </w:p>
-                        </w:txbxContent>
-                      </wps:txbx>
-                      <wps:bodyPr rot="0" vert="horz" wrap="square" lIns="91440" tIns="45720" rIns="91440" bIns="45720" anchor="t" anchorCtr="0">
-                        <a:noAutofit/>
-                      </wps:bodyPr>
-                    </wps:wsp>
-                  </a:graphicData>
-                </a:graphic>
-                <wp14:sizeRelH relativeFrom="margin">
-                  <wp14:pctWidth>0</wp14:pctWidth>
-                </wp14:sizeRelH>
-                <wp14:sizeRelV relativeFrom="margin">
-                  <wp14:pctHeight>0</wp14:pctHeight>
-                </wp14:sizeRelV>
-              </wp:anchor>
-            </w:drawing>
-          </mc:Choice>
-          <mc:Fallback>
-            <w:pict>
-              <v:shapetype w14:anchorId="6DF6ACDF" id="_x0000_t202" coordsize="21600,21600" o:spt="202" path="m,l,21600r21600,l21600,xe">
-                <v:stroke joinstyle="miter"/>
-                <v:path gradientshapeok="t" o:connecttype="rect"/>
-              </v:shapetype>
-              <v:shape id="_x0000_s1028" type="#_x0000_t202" style="position:absolute;margin-left:168.55pt;margin-top:36.4pt;width:219.75pt;height:36pt;z-index:251661312;visibility:visible;mso-wrap-style:square;mso-width-percent:0;mso-height-percent:0;mso-wrap-distance-left:9pt;mso-wrap-distance-top:3.6pt;mso-wrap-distance-right:9pt;mso-wrap-distance-bottom:3.6pt;mso-position-horizontal:right;mso-position-horizontal-relative:margin;mso-position-vertical:absolute;mso-position-vertical-relative:text;mso-width-percent:0;mso-height-percent:0;mso-width-relative:margin;mso-height-relative:margin;v-text-anchor:top" o:gfxdata="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" filled="f" stroked="f">
-                <v:textbox>
-                  <w:txbxContent>
-                    <w:p>
-                      <w:pPr>
-                        <w:jc w:val="right"/>
-                      </w:pPr>
-                      <w:r>
-                        <w:t xml:space="preserve">Datum: </w:t>
-                      </w:r>
-                      <w:r>
-                        <w:t>{{</w:t>
-                      </w:r>
-                      <w:r>
-                        <w:t>Datum</w:t>
-                      </w:r>
-                      <w:r>
-                        <w:t>Rech</w:t>
-                      </w:r>
-                      <w:r>
-                        <w:t>}}</w:t>
-                      </w:r>
-                      <w:r>
-                        <w:br/>
-                      </w:r>
-                      <w:r>
-                        <w:t xml:space="preserve"> </w:t>
-                      </w:r>
-                      <w:r>
-                        <w:t xml:space="preserve">Rechnungsnummer: </w:t>
-                      </w:r>
-                      <w:r>
-                        <w:t>{{</w:t>
-                      </w:r>
-                      <w:r>
-                        <w:t>Rechnungsnummer</w:t>
-                      </w:r>
-                      <w:r>
-                        <w:t>}}</w:t>
-                      </w:r>
-                    </w:p>
-                    <w:p>
-                      <w:pPr>
-                        <w:jc w:val="right"/>
-                      </w:pPr>
-                    </w:p>
-                  </w:txbxContent>
-                </v:textbox>
-                <w10:wrap type="square" anchorx="margin"/>
-              </v:shape>
-            </w:pict>
-          </mc:Fallback>
-        </mc:AlternateContent>
-      </w:r>
     </w:p>
     <w:p>
       <w:bookmarkStart w:id="0" w:name="_heading=h.gjdgxs" w:colFirst="0" w:colLast="0"/>
       <w:bookmarkEnd w:id="0"/>
     </w:p>
+    <w:tbl>
+      <w:tblPr>
+        <w:tblStyle w:val="Tabellenraster"/>
+        <w:tblW w:w="0" w:type="auto"/>
+        <w:tblBorders>
+          <w:top w:val="none" w:sz="0" w:space="0" w:color="auto"/>
+          <w:left w:val="none" w:sz="0" w:space="0" w:color="auto"/>
+          <w:bottom w:val="none" w:sz="0" w:space="0" w:color="auto"/>
+          <w:right w:val="none" w:sz="0" w:space="0" w:color="auto"/>
+          <w:insideH w:val="none" w:sz="0" w:space="0" w:color="auto"/>
+          <w:insideV w:val="none" w:sz="0" w:space="0" w:color="auto"/>
+        </w:tblBorders>
+        <w:tblLook w:val="04A0" w:firstRow="1" w:lastRow="0" w:firstColumn="1" w:lastColumn="0" w:noHBand="0" w:noVBand="1"/>
+      </w:tblPr>
+      <w:tblGrid>
+        <w:gridCol w:w="4815"/>
+        <w:gridCol w:w="4247"/>
+      </w:tblGrid>
+      <w:tr>
+        <w:trPr>
+          <w:trHeight w:val="1228"/>
+        </w:trPr>
+        <w:tc>
+          <w:tcPr>
+            <w:tcW w:w="4815" w:type="dxa"/>
+          </w:tcPr>
+          <w:p>
+            <w:pPr>
+              <w:rPr>
+                <w:sz w:val="36"/>
+                <w:szCs w:val="36"/>
+              </w:rPr>
+            </w:pPr>
+            <w:r>
+              <w:rPr>
+                <w:color w:val="000000"/>
+              </w:rPr>
+              <w:t>{{</w:t>
+            </w:r>
+            <w:proofErr w:type="spellStart"/>
+            <w:r>
+              <w:rPr>
+                <w:color w:val="000000"/>
+              </w:rPr>
+              <w:t>AdresseBlock</w:t>
+            </w:r>
+            <w:proofErr w:type="spellEnd"/>
+            <w:r>
+              <w:rPr>
+                <w:color w:val="000000"/>
+              </w:rPr>
+              <w:t>}}</w:t>
+            </w:r>
+          </w:p>
+        </w:tc>
+        <w:tc>
+          <w:tcPr>
+            <w:tcW w:w="4247" w:type="dxa"/>
+          </w:tcPr>
+          <w:p>
+            <w:pPr>
+              <w:jc w:val="right"/>
+            </w:pPr>
+            <w:r>
+              <w:t>Datum: {{</w:t>
+            </w:r>
+            <w:proofErr w:type="spellStart"/>
+            <w:r>
+              <w:t>Datum</w:t>
+            </w:r>
+            <w:r>
+              <w:t>Rech</w:t>
+            </w:r>
+            <w:proofErr w:type="spellEnd"/>
+            <w:r>
+              <w:t>}}</w:t>
+            </w:r>
+            <w:r>
+              <w:br/>
+              <w:t xml:space="preserve"> Rechnungsnummer: {{</w:t>
+            </w:r>
+            <w:r>
+              <w:t>Rechnungsnummer</w:t>
+            </w:r>
+            <w:r>
+              <w:t>}}</w:t>
+            </w:r>
+          </w:p>
+          <w:p>
+            <w:pPr>
+              <w:rPr>
+                <w:sz w:val="36"/>
+                <w:szCs w:val="36"/>
+              </w:rPr>
+            </w:pPr>
+          </w:p>
+        </w:tc>
+      </w:tr>
+    </w:tbl>
     <w:p>
       <w:pPr>
         <w:rPr>
@@ -849,12 +641,14 @@
             <w:r>
               <w:t>{{</w:t>
             </w:r>
+            <w:proofErr w:type="spellStart"/>
             <w:r>
               <w:t>Ge</w:t>
             </w:r>
             <w:r>
               <w:t>tr</w:t>
             </w:r>
+            <w:proofErr w:type="spellEnd"/>
             <w:r>
               <w:t>}}</w:t>
             </w:r>
@@ -925,9 +719,11 @@
             <w:r>
               <w:t>{{</w:t>
             </w:r>
+            <w:proofErr w:type="spellStart"/>
             <w:r>
               <w:t>Reig</w:t>
             </w:r>
+            <w:proofErr w:type="spellEnd"/>
             <w:r>
               <w:t>}}</w:t>
             </w:r>
@@ -989,9 +785,11 @@
             <w:r>
               <w:t>{{</w:t>
             </w:r>
+            <w:proofErr w:type="spellStart"/>
             <w:r>
               <w:t>GBr</w:t>
             </w:r>
+            <w:proofErr w:type="spellEnd"/>
             <w:r>
               <w:t>}}</w:t>
             </w:r>
@@ -1326,13 +1124,22 @@
     </w:p>
     <w:p>
       <w:r>
+        <w:lastRenderedPageBreak/>
         <w:t>Anhang: Getränkemengenliste</w:t>
       </w:r>
     </w:p>
     <w:p/>
     <w:p>
       <w:r>
-        <w:t>{{GetraenkeTabelle}}</w:t>
+        <w:t>{{</w:t>
+      </w:r>
+      <w:proofErr w:type="spellStart"/>
+      <w:r>
+        <w:t>GetraenkeTabelle</w:t>
+      </w:r>
+      <w:proofErr w:type="spellEnd"/>
+      <w:r>
+        <w:t>}}</w:t>
       </w:r>
     </w:p>
     <w:sectPr>

--- a/AStA Rechnung Vorlage intern.docx
+++ b/AStA Rechnung Vorlage intern.docx
@@ -206,112 +206,47 @@
       <w:bookmarkStart w:id="0" w:name="_heading=h.gjdgxs" w:colFirst="0" w:colLast="0"/>
       <w:bookmarkEnd w:id="0"/>
     </w:p>
-    <w:tbl>
-      <w:tblPr>
-        <w:tblStyle w:val="Tabellenraster"/>
-        <w:tblW w:w="0" w:type="auto"/>
-        <w:tblBorders>
-          <w:top w:val="none" w:sz="0" w:space="0" w:color="auto"/>
-          <w:left w:val="none" w:sz="0" w:space="0" w:color="auto"/>
-          <w:bottom w:val="none" w:sz="0" w:space="0" w:color="auto"/>
-          <w:right w:val="none" w:sz="0" w:space="0" w:color="auto"/>
-          <w:insideH w:val="none" w:sz="0" w:space="0" w:color="auto"/>
-          <w:insideV w:val="none" w:sz="0" w:space="0" w:color="auto"/>
-        </w:tblBorders>
-        <w:tblLook w:val="04A0" w:firstRow="1" w:lastRow="0" w:firstColumn="1" w:lastColumn="0" w:noHBand="0" w:noVBand="1"/>
-      </w:tblPr>
-      <w:tblGrid>
-        <w:gridCol w:w="4815"/>
-        <w:gridCol w:w="4247"/>
-      </w:tblGrid>
-      <w:tr>
-        <w:trPr>
-          <w:trHeight w:val="1228"/>
-        </w:trPr>
-        <w:tc>
-          <w:tcPr>
-            <w:tcW w:w="4815" w:type="dxa"/>
-          </w:tcPr>
-          <w:p>
-            <w:pPr>
-              <w:rPr>
-                <w:sz w:val="36"/>
-                <w:szCs w:val="36"/>
-              </w:rPr>
-            </w:pPr>
-            <w:r>
-              <w:rPr>
-                <w:color w:val="000000"/>
-              </w:rPr>
-              <w:t>{{</w:t>
-            </w:r>
-            <w:proofErr w:type="spellStart"/>
-            <w:r>
-              <w:rPr>
-                <w:color w:val="000000"/>
-              </w:rPr>
-              <w:t>AdresseBlock</w:t>
-            </w:r>
-            <w:proofErr w:type="spellEnd"/>
-            <w:r>
-              <w:rPr>
-                <w:color w:val="000000"/>
-              </w:rPr>
-              <w:t>}}</w:t>
-            </w:r>
-          </w:p>
-        </w:tc>
-        <w:tc>
-          <w:tcPr>
-            <w:tcW w:w="4247" w:type="dxa"/>
-          </w:tcPr>
-          <w:p>
-            <w:pPr>
-              <w:jc w:val="right"/>
-            </w:pPr>
-            <w:r>
-              <w:t>Datum: {{</w:t>
-            </w:r>
-            <w:proofErr w:type="spellStart"/>
-            <w:r>
-              <w:t>Datum</w:t>
-            </w:r>
-            <w:r>
-              <w:t>Rech</w:t>
-            </w:r>
-            <w:proofErr w:type="spellEnd"/>
-            <w:r>
-              <w:t>}}</w:t>
-            </w:r>
-            <w:r>
-              <w:br/>
-              <w:t xml:space="preserve"> Rechnungsnummer: {{</w:t>
-            </w:r>
-            <w:r>
-              <w:t>Rechnungsnummer</w:t>
-            </w:r>
-            <w:r>
-              <w:t>}}</w:t>
-            </w:r>
-          </w:p>
-          <w:p>
-            <w:pPr>
-              <w:rPr>
-                <w:sz w:val="36"/>
-                <w:szCs w:val="36"/>
-              </w:rPr>
-            </w:pPr>
-          </w:p>
-        </w:tc>
-      </w:tr>
-    </w:tbl>
+    <w:p>
+      <w:r>
+        <w:t>{{</w:t>
+      </w:r>
+      <w:proofErr w:type="spellStart"/>
+      <w:r>
+        <w:t>AdresseBlock</w:t>
+      </w:r>
+      <w:proofErr w:type="spellEnd"/>
+      <w:r>
+        <w:t>}}</w:t>
+      </w:r>
+    </w:p>
     <w:p>
       <w:pPr>
-        <w:rPr>
-          <w:sz w:val="36"/>
-          <w:szCs w:val="36"/>
-        </w:rPr>
+        <w:jc w:val="right"/>
       </w:pPr>
+      <w:r>
+        <w:t>Datum: {{</w:t>
+      </w:r>
+      <w:proofErr w:type="spellStart"/>
+      <w:r>
+        <w:t>Datum</w:t>
+      </w:r>
+      <w:r>
+        <w:t>Rech</w:t>
+      </w:r>
+      <w:proofErr w:type="spellEnd"/>
+      <w:r>
+        <w:t>}}</w:t>
+      </w:r>
+      <w:r>
+        <w:br/>
+        <w:t xml:space="preserve"> Rechnungsnummer: {{</w:t>
+      </w:r>
+      <w:r>
+        <w:t>Rechnungsnummer</w:t>
+      </w:r>
+      <w:r>
+        <w:t>}}</w:t>
+      </w:r>
     </w:p>
     <w:p>
       <w:pPr>
@@ -1124,13 +1059,13 @@
     </w:p>
     <w:p>
       <w:r>
-        <w:lastRenderedPageBreak/>
         <w:t>Anhang: Getränkemengenliste</w:t>
       </w:r>
     </w:p>
     <w:p/>
     <w:p>
       <w:r>
+        <w:lastRenderedPageBreak/>
         <w:t>{{</w:t>
       </w:r>
       <w:proofErr w:type="spellStart"/>
